--- a/exports/final/week1/KUTUMBA-C1-W1-PARENT-TRACK-V12.2.docx
+++ b/exports/final/week1/KUTUMBA-C1-W1-PARENT-TRACK-V12.2.docx
@@ -113,7 +113,7 @@
               <w:rPr>
                 <w:b/>
               </w:rPr>
-              <w:t>V12.2  •  Families Growing in Krishna Consciousness</w:t>
+              <w:t>V12.2.1  •  Families Growing in Krishna Consciousness</w:t>
               <w:br/>
               <w:t>Program Director: Swapnil Patil</w:t>
             </w:r>
@@ -624,7 +624,7 @@
         <w:pStyle w:val="Heading1"/>
       </w:pPr>
       <w:r>
-        <w:t>Teacher / Facilitator Run Sheet</w:t>
+        <w:t>Parent Facilitator Run Sheet</w:t>
       </w:r>
     </w:p>
     <w:p>
@@ -736,15 +736,6 @@
       </w:r>
       <w:r>
         <w:t xml:space="preserve"> Internal founding-cohort teaching material — human/temple review EXTERNAL_OPEN</w:t>
-      </w:r>
-    </w:p>
-    <w:p>
-      <w:pPr>
-        <w:pStyle w:val="KUTUMBAMeta"/>
-        <w:jc w:val="center"/>
-      </w:pPr>
-      <w:r>
-        <w:t>◆  ◆  ◆</w:t>
       </w:r>
     </w:p>
     <w:p>
@@ -933,15 +924,6 @@
     </w:p>
     <w:p>
       <w:pPr>
-        <w:pStyle w:val="KUTUMBAMeta"/>
-        <w:jc w:val="center"/>
-      </w:pPr>
-      <w:r>
-        <w:t>◆  ◆  ◆</w:t>
-      </w:r>
-    </w:p>
-    <w:p>
-      <w:pPr>
         <w:pStyle w:val="Heading2"/>
       </w:pPr>
       <w:r>
@@ -979,40 +961,31 @@
     </w:p>
     <w:p>
       <w:pPr>
-        <w:pStyle w:val="ListNumber"/>
+        <w:ind w:left="288"/>
       </w:pPr>
       <w:r>
-        <w:t>Private writing — 4 minutes.</w:t>
+        <w:t>1. Private writing — 4 minutes.</w:t>
       </w:r>
     </w:p>
     <w:p>
       <w:pPr>
-        <w:pStyle w:val="ListNumber"/>
+        <w:ind w:left="288"/>
       </w:pPr>
       <w:r>
-        <w:t>No forced sharing.</w:t>
+        <w:t>2. No forced sharing.</w:t>
       </w:r>
     </w:p>
     <w:p>
       <w:pPr>
-        <w:pStyle w:val="ListNumber"/>
+        <w:ind w:left="288"/>
       </w:pPr>
       <w:r>
-        <w:t>If someone finishes early, they may underline one word they want to protect this year.</w:t>
+        <w:t>3. If someone finishes early, they may underline one word they want to protect this year.</w:t>
       </w:r>
     </w:p>
     <w:p>
       <w:r>
         <w:t>Facilitator note: Warm presence; do not collect sheets into Git or a public folder.</w:t>
-      </w:r>
-    </w:p>
-    <w:p>
-      <w:pPr>
-        <w:pStyle w:val="KUTUMBAMeta"/>
-        <w:jc w:val="center"/>
-      </w:pPr>
-      <w:r>
-        <w:t>◆  ◆  ◆</w:t>
       </w:r>
     </w:p>
     <w:p>
@@ -1130,15 +1103,6 @@
     </w:p>
     <w:p>
       <w:pPr>
-        <w:pStyle w:val="KUTUMBAMeta"/>
-        <w:jc w:val="center"/>
-      </w:pPr>
-      <w:r>
-        <w:t>◆  ◆  ◆</w:t>
-      </w:r>
-    </w:p>
-    <w:p>
-      <w:pPr>
         <w:pStyle w:val="Heading2"/>
       </w:pPr>
       <w:r>
@@ -1163,50 +1127,50 @@
     </w:p>
     <w:p>
       <w:pPr>
-        <w:pStyle w:val="ListNumber"/>
+        <w:ind w:left="288"/>
       </w:pPr>
       <w:r>
-        <w:t>Home chanting / hearing</w:t>
+        <w:t xml:space="preserve">1. Home chanting / hearing  </w:t>
       </w:r>
     </w:p>
     <w:p>
       <w:pPr>
-        <w:pStyle w:val="ListNumber"/>
+        <w:ind w:left="288"/>
       </w:pPr>
       <w:r>
-        <w:t>Temple service / association</w:t>
+        <w:t xml:space="preserve">2. Temple service / association  </w:t>
       </w:r>
     </w:p>
     <w:p>
       <w:pPr>
-        <w:pStyle w:val="ListNumber"/>
+        <w:ind w:left="288"/>
       </w:pPr>
       <w:r>
-        <w:t>Respectful family correction</w:t>
+        <w:t xml:space="preserve">3. Respectful family correction  </w:t>
       </w:r>
     </w:p>
     <w:p>
       <w:pPr>
-        <w:pStyle w:val="ListNumber"/>
+        <w:ind w:left="288"/>
       </w:pPr>
       <w:r>
-        <w:t>Festival participation</w:t>
+        <w:t xml:space="preserve">4. Festival participation  </w:t>
       </w:r>
     </w:p>
     <w:p>
       <w:pPr>
-        <w:pStyle w:val="ListNumber"/>
+        <w:ind w:left="288"/>
       </w:pPr>
       <w:r>
-        <w:t>Study readiness / source discipline</w:t>
+        <w:t xml:space="preserve">5. Study readiness / source discipline  </w:t>
       </w:r>
     </w:p>
     <w:p>
       <w:pPr>
-        <w:pStyle w:val="ListNumber"/>
+        <w:ind w:left="288"/>
       </w:pPr>
       <w:r>
-        <w:t>Family cooperation / service</w:t>
+        <w:t xml:space="preserve">6. Family cooperation / service  </w:t>
       </w:r>
     </w:p>
     <w:p>
@@ -1216,40 +1180,31 @@
     </w:p>
     <w:p>
       <w:pPr>
-        <w:pStyle w:val="ListNumber"/>
+        <w:ind w:left="288"/>
       </w:pPr>
       <w:r>
-        <w:t>Lay out the six purpose cards.</w:t>
+        <w:t>1. Lay out the six purpose cards.</w:t>
       </w:r>
     </w:p>
     <w:p>
       <w:pPr>
-        <w:pStyle w:val="ListNumber"/>
+        <w:ind w:left="288"/>
       </w:pPr>
       <w:r>
-        <w:t>Families match example cards to purposes.</w:t>
+        <w:t>2. Families match example cards to purposes.</w:t>
       </w:r>
     </w:p>
     <w:p>
       <w:pPr>
-        <w:pStyle w:val="ListNumber"/>
+        <w:ind w:left="288"/>
       </w:pPr>
       <w:r>
-        <w:t>Each household writes one “our example” on a blank line for the purpose that feels most needed.</w:t>
+        <w:t>3. Each household writes one “our example” on a blank line for the purpose that feels most needed.</w:t>
       </w:r>
     </w:p>
     <w:p>
       <w:r>
         <w:t>Keep tone practical, not competitive.</w:t>
-      </w:r>
-    </w:p>
-    <w:p>
-      <w:pPr>
-        <w:pStyle w:val="KUTUMBAMeta"/>
-        <w:jc w:val="center"/>
-      </w:pPr>
-      <w:r>
-        <w:t>◆  ◆  ◆</w:t>
       </w:r>
     </w:p>
     <w:p>
@@ -1298,34 +1253,34 @@
     </w:p>
     <w:p>
       <w:pPr>
-        <w:pStyle w:val="ListNumber"/>
+        <w:ind w:left="288"/>
       </w:pPr>
       <w:r>
-        <w:t>What is healthy in each family?</w:t>
+        <w:t>1. What is healthy in each family?</w:t>
       </w:r>
     </w:p>
     <w:p>
       <w:pPr>
-        <w:pStyle w:val="ListNumber"/>
+        <w:ind w:left="288"/>
       </w:pPr>
       <w:r>
-        <w:t>What is missing?</w:t>
+        <w:t>2. What is missing?</w:t>
       </w:r>
     </w:p>
     <w:p>
       <w:pPr>
-        <w:pStyle w:val="ListNumber"/>
+        <w:ind w:left="288"/>
       </w:pPr>
       <w:r>
-        <w:t>What is one nonjudgmental repair?</w:t>
+        <w:t>3. What is one nonjudgmental repair?</w:t>
       </w:r>
     </w:p>
     <w:p>
       <w:pPr>
-        <w:pStyle w:val="ListNumber"/>
+        <w:ind w:left="288"/>
       </w:pPr>
       <w:r>
-        <w:t>How can KUTUMBA support rather than replace temple life?</w:t>
+        <w:t>4. How can KUTUMBA support rather than replace temple life?</w:t>
       </w:r>
     </w:p>
     <w:p>
@@ -1368,15 +1323,6 @@
     </w:p>
     <w:p>
       <w:pPr>
-        <w:pStyle w:val="KUTUMBAMeta"/>
-        <w:jc w:val="center"/>
-      </w:pPr>
-      <w:r>
-        <w:t>◆  ◆  ◆</w:t>
-      </w:r>
-    </w:p>
-    <w:p>
-      <w:pPr>
         <w:pStyle w:val="Heading2"/>
       </w:pPr>
       <w:r>
@@ -1401,48 +1347,39 @@
     </w:p>
     <w:p>
       <w:pPr>
-        <w:pStyle w:val="ListNumber"/>
+        <w:ind w:left="288"/>
       </w:pPr>
       <w:r>
-        <w:t>one support we need;</w:t>
+        <w:t>1. one support we need;</w:t>
       </w:r>
     </w:p>
     <w:p>
       <w:pPr>
-        <w:pStyle w:val="ListNumber"/>
+        <w:ind w:left="288"/>
       </w:pPr>
       <w:r>
-        <w:t>one contribution we can reliably make;</w:t>
+        <w:t>2. one contribution we can reliably make;</w:t>
       </w:r>
     </w:p>
     <w:p>
       <w:pPr>
-        <w:pStyle w:val="ListNumber"/>
+        <w:ind w:left="288"/>
       </w:pPr>
       <w:r>
-        <w:t>one Saturday-protection habit;</w:t>
+        <w:t>3. one Saturday-protection habit;</w:t>
       </w:r>
     </w:p>
     <w:p>
       <w:pPr>
-        <w:pStyle w:val="ListNumber"/>
+        <w:ind w:left="288"/>
       </w:pPr>
       <w:r>
-        <w:t>one host-home behavior we commit to.</w:t>
+        <w:t>4. one host-home behavior we commit to.</w:t>
       </w:r>
     </w:p>
     <w:p>
       <w:r>
         <w:t>Private; no ranking; no public reading required.</w:t>
-      </w:r>
-    </w:p>
-    <w:p>
-      <w:pPr>
-        <w:pStyle w:val="KUTUMBAMeta"/>
-        <w:jc w:val="center"/>
-      </w:pPr>
-      <w:r>
-        <w:t>◆  ◆  ◆</w:t>
       </w:r>
     </w:p>
     <w:p>
@@ -1527,15 +1464,6 @@
     </w:p>
     <w:p>
       <w:pPr>
-        <w:pStyle w:val="KUTUMBAMeta"/>
-        <w:jc w:val="center"/>
-      </w:pPr>
-      <w:r>
-        <w:t>◆  ◆  ◆</w:t>
-      </w:r>
-    </w:p>
-    <w:p>
-      <w:pPr>
         <w:pStyle w:val="Heading2"/>
       </w:pPr>
       <w:r>
@@ -1588,15 +1516,6 @@
     </w:p>
     <w:p>
       <w:pPr>
-        <w:pStyle w:val="KUTUMBAMeta"/>
-        <w:jc w:val="center"/>
-      </w:pPr>
-      <w:r>
-        <w:t>◆  ◆  ◆</w:t>
-      </w:r>
-    </w:p>
-    <w:p>
-      <w:pPr>
         <w:pStyle w:val="Heading2"/>
       </w:pPr>
       <w:r>
@@ -1645,88 +1564,136 @@
         <w:pStyle w:val="Heading1"/>
       </w:pPr>
       <w:r>
-        <w:t>C1-W1 · P01 · One-Year Spiritual-Home Reflection</w:t>
+        <w:t>P01 — One-Year Spiritual-Home Reflection (Private)</w:t>
       </w:r>
     </w:p>
+    <w:tbl>
+      <w:tblPr>
+        <w:tblW w:type="auto" w:w="0"/>
+        <w:jc w:val="center"/>
+        <w:tblLayout w:type="fixed"/>
+        <w:tblLook w:firstColumn="1" w:firstRow="1" w:lastColumn="0" w:lastRow="0" w:noHBand="0" w:noVBand="1" w:val="04A0"/>
+        <w:tblBorders>
+          <w:top w:val="single" w:sz="8" w:color="7A263A"/>
+          <w:left w:val="single" w:sz="8" w:color="7A263A"/>
+          <w:bottom w:val="single" w:sz="8" w:color="7A263A"/>
+          <w:right w:val="single" w:sz="8" w:color="7A263A"/>
+          <w:insideH w:val="single" w:sz="8" w:color="7A263A"/>
+          <w:insideV w:val="single" w:sz="8" w:color="7A263A"/>
+        </w:tblBorders>
+      </w:tblPr>
+      <w:tblGrid>
+        <w:gridCol w:w="1944"/>
+        <w:gridCol w:w="8136"/>
+      </w:tblGrid>
+      <w:tr>
+        <w:tc>
+          <w:tcPr>
+            <w:tcW w:type="dxa" w:w="4968"/>
+            <w:shd w:fill="7A263A"/>
+            <w:tcMar>
+              <w:top w:w="130" w:type="dxa"/>
+              <w:start w:w="140" w:type="dxa"/>
+              <w:bottom w:w="130" w:type="dxa"/>
+              <w:end w:w="140" w:type="dxa"/>
+            </w:tcMar>
+            <w:vAlign w:val="center"/>
+          </w:tcPr>
+          <w:p>
+            <w:pPr>
+              <w:pStyle w:val="KUTUMBACalloutLabel"/>
+              <w:jc w:val="center"/>
+            </w:pPr>
+            <w:r>
+              <w:t>SAFETY &amp; PRIVACY</w:t>
+            </w:r>
+          </w:p>
+        </w:tc>
+        <w:tc>
+          <w:tcPr>
+            <w:tcW w:type="dxa" w:w="4968"/>
+            <w:shd w:fill="F4E4E8"/>
+            <w:tcMar>
+              <w:top w:w="130" w:type="dxa"/>
+              <w:start w:w="140" w:type="dxa"/>
+              <w:bottom w:w="130" w:type="dxa"/>
+              <w:end w:w="140" w:type="dxa"/>
+            </w:tcMar>
+            <w:vAlign w:val="center"/>
+          </w:tcPr>
+          <w:p>
+            <w:pPr>
+              <w:pStyle w:val="KUTUMBACalloutBody"/>
+            </w:pPr>
+            <w:r>
+              <w:t>Write privately. Sharing is optional. Do not collect or place completed sheets in Git.</w:t>
+            </w:r>
+          </w:p>
+        </w:tc>
+      </w:tr>
+    </w:tbl>
     <w:p>
       <w:pPr>
-        <w:pStyle w:val="KUTUMBARights"/>
+        <w:spacing w:after="20"/>
       </w:pPr>
-      <w:r>
-        <w:t>Canonical source: 11-weekly-program-library/first-six-months/c1-w1-what-is-kutumba-and-why-are-we-here/activities/v12_2-parent/P01-SPIRITUAL-HOME-REFLECTION.md  •  SHA-256: 2e150d5bc2b5bbb3be9cea63581d6388c20ba05b784b08b798272856cc98146b</w:t>
-      </w:r>
     </w:p>
     <w:p>
       <w:r>
         <w:rPr>
           <w:b/>
+          <w:sz w:val="36"/>
         </w:rPr>
-        <w:t>Print:</w:t>
-      </w:r>
-      <w:r>
-        <w:t xml:space="preserve"> US Letter · one per adult · private writing </w:t>
-      </w:r>
-      <w:r>
-        <w:rPr>
-          <w:b/>
-        </w:rPr>
-        <w:t>Track window:</w:t>
-      </w:r>
-      <w:r>
-        <w:t xml:space="preserve"> Saturday 2:30–3:10 parent track · first 5 minutes </w:t>
-      </w:r>
-      <w:r>
-        <w:rPr>
-          <w:b/>
-        </w:rPr>
-        <w:t>Privacy:</w:t>
-      </w:r>
-      <w:r>
-        <w:t xml:space="preserve"> Do not collect into shared folders, Git, or public packets when completed.</w:t>
-      </w:r>
-    </w:p>
-    <w:p>
-      <w:pPr>
-        <w:pStyle w:val="KUTUMBAMeta"/>
-        <w:jc w:val="center"/>
-      </w:pPr>
-      <w:r>
-        <w:t>◆  ◆  ◆</w:t>
+        <w:t>One year from now, what do I hope our home feels like spiritually?</w:t>
       </w:r>
     </w:p>
     <w:p>
       <w:r>
-        <w:t>``</w:t>
-      </w:r>
-      <w:r>
-        <w:rPr>
-          <w:rFonts w:ascii="Consolas" w:hAnsi="Consolas"/>
-          <w:color w:val="7A263A"/>
-          <w:sz w:val="18"/>
-        </w:rPr>
-        <w:t xml:space="preserve"> ┌───────────────────────────────────────────────────────────────┐ │                                                               │ │           ONE-YEAR SPIRITUAL-HOME REFLECTION                  │ │                                                               │ │  KUTUMBA · C1-W1 · What Is KUTUMBA, and Why Are We Here?      │ │                                                               │ │  Prompt (read silently):                                      │ │                                                               │ │  One year from now, what do I hope our home                   │ │  feels like spiritually?                                      │ │                                                               │ │  Private writing — about 4 minutes.                           │ │  No forced sharing.                                           │ │                                                               │ │  ___________________________________________________________  │ │                                                               │ │  ___________________________________________________________  │ │                                                               │ │  ___________________________________________________________  │ │                                                               │ │  ___________________________________________________________  │ │                                                               │ │  ___________________________________________________________  │ │                                                               │ │  ___________________________________________________________  │ │                                                               │ │  If you finish early, underline one word you want to          │ │  protect this year.                                           │ │                                                               │ │  Word I want to protect: _______________________________      │ │                                                               │ └───────────────────────────────────────────────────────────────┘ </w:t>
-      </w:r>
-      <w:r>
-        <w:t>``</w:t>
+        <w:t>________________________________________________________________</w:t>
       </w:r>
     </w:p>
     <w:p>
       <w:r>
-        <w:rPr>
-          <w:b/>
-        </w:rPr>
-        <w:t>Verse bridge (facilitator may read after writing):</w:t>
-      </w:r>
-      <w:r>
-        <w:t xml:space="preserve"> ŚB 1.2.18 — regular hearing and service of the Bhāgavata clears troubles in the heart and establishes steady devotion. https://vedabase.io/en/library/sb/1/2/18/</w:t>
+        <w:t>________________________________________________________________</w:t>
       </w:r>
     </w:p>
     <w:p>
       <w:r>
-        <w:rPr>
-          <w:b/>
-        </w:rPr>
-        <w:t>KUTUMBA · Families Growing in Kṛṣṇa Consciousness · C1-W1 · P01 · p. 1</w:t>
+        <w:t>________________________________________________________________</w:t>
+      </w:r>
+    </w:p>
+    <w:p>
+      <w:r>
+        <w:t>________________________________________________________________</w:t>
+      </w:r>
+    </w:p>
+    <w:p>
+      <w:r>
+        <w:t>________________________________________________________________</w:t>
+      </w:r>
+    </w:p>
+    <w:p>
+      <w:r>
+        <w:t>________________________________________________________________</w:t>
+      </w:r>
+    </w:p>
+    <w:p>
+      <w:r>
+        <w:t>________________________________________________________________</w:t>
+      </w:r>
+    </w:p>
+    <w:p>
+      <w:r>
+        <w:t>________________________________________________________________</w:t>
+      </w:r>
+    </w:p>
+    <w:p>
+      <w:r>
+        <w:t>________________________________________________________________</w:t>
+      </w:r>
+    </w:p>
+    <w:p>
+      <w:r>
+        <w:t>One word I want to protect this year: ______________________________</w:t>
       </w:r>
     </w:p>
     <w:p>
@@ -1739,257 +1706,679 @@
         <w:pStyle w:val="Heading1"/>
       </w:pPr>
       <w:r>
-        <w:t>C1-W1 · P02 · Six-Purpose Card Sort</w:t>
+        <w:t>P02 — Six-Purpose Card Sort</w:t>
+      </w:r>
+    </w:p>
+    <w:tbl>
+      <w:tblPr>
+        <w:tblW w:type="auto" w:w="0"/>
+        <w:jc w:val="center"/>
+        <w:tblLayout w:type="fixed"/>
+        <w:tblLook w:firstColumn="1" w:firstRow="1" w:lastColumn="0" w:lastRow="0" w:noHBand="0" w:noVBand="1" w:val="04A0"/>
+        <w:tblBorders>
+          <w:top w:val="single" w:sz="9" w:color="4F7C78"/>
+          <w:left w:val="single" w:sz="9" w:color="4F7C78"/>
+          <w:bottom w:val="single" w:sz="9" w:color="4F7C78"/>
+          <w:right w:val="single" w:sz="9" w:color="4F7C78"/>
+          <w:insideH w:val="single" w:sz="9" w:color="4F7C78"/>
+          <w:insideV w:val="single" w:sz="9" w:color="4F7C78"/>
+        </w:tblBorders>
+      </w:tblPr>
+      <w:tblGrid>
+        <w:gridCol w:w="4968"/>
+        <w:gridCol w:w="4968"/>
+      </w:tblGrid>
+      <w:tr>
+        <w:tc>
+          <w:tcPr>
+            <w:tcW w:type="dxa" w:w="4752"/>
+            <w:vAlign w:val="center"/>
+          </w:tcPr>
+          <w:p>
+            <w:pPr>
+              <w:spacing w:before="280" w:after="280"/>
+              <w:jc w:val="center"/>
+            </w:pPr>
+            <w:r>
+              <w:rPr>
+                <w:b/>
+                <w:color w:val="5B1933"/>
+              </w:rPr>
+              <w:t>PURPOSE 1</w:t>
+              <w:br/>
+            </w:r>
+            <w:r>
+              <w:rPr>
+                <w:sz w:val="26"/>
+              </w:rPr>
+              <w:t>Home chanting / hearing</w:t>
+            </w:r>
+          </w:p>
+        </w:tc>
+        <w:tc>
+          <w:tcPr>
+            <w:tcW w:type="dxa" w:w="4752"/>
+            <w:vAlign w:val="center"/>
+          </w:tcPr>
+          <w:p>
+            <w:pPr>
+              <w:spacing w:before="280" w:after="280"/>
+              <w:jc w:val="center"/>
+            </w:pPr>
+            <w:r>
+              <w:rPr>
+                <w:b/>
+                <w:color w:val="5B1933"/>
+              </w:rPr>
+              <w:t>PURPOSE 2</w:t>
+              <w:br/>
+            </w:r>
+            <w:r>
+              <w:rPr>
+                <w:sz w:val="26"/>
+              </w:rPr>
+              <w:t>Temple service / association</w:t>
+            </w:r>
+          </w:p>
+        </w:tc>
+      </w:tr>
+      <w:tr>
+        <w:tc>
+          <w:tcPr>
+            <w:tcW w:type="dxa" w:w="4752"/>
+            <w:vAlign w:val="center"/>
+          </w:tcPr>
+          <w:p>
+            <w:pPr>
+              <w:spacing w:before="280" w:after="280"/>
+              <w:jc w:val="center"/>
+            </w:pPr>
+            <w:r>
+              <w:rPr>
+                <w:b/>
+                <w:color w:val="5B1933"/>
+              </w:rPr>
+              <w:t>PURPOSE 3</w:t>
+              <w:br/>
+            </w:r>
+            <w:r>
+              <w:rPr>
+                <w:sz w:val="26"/>
+              </w:rPr>
+              <w:t>Respectful family correction</w:t>
+            </w:r>
+          </w:p>
+        </w:tc>
+        <w:tc>
+          <w:tcPr>
+            <w:tcW w:type="dxa" w:w="4752"/>
+            <w:vAlign w:val="center"/>
+          </w:tcPr>
+          <w:p>
+            <w:pPr>
+              <w:spacing w:before="280" w:after="280"/>
+              <w:jc w:val="center"/>
+            </w:pPr>
+            <w:r>
+              <w:rPr>
+                <w:b/>
+                <w:color w:val="5B1933"/>
+              </w:rPr>
+              <w:t>PURPOSE 4</w:t>
+              <w:br/>
+            </w:r>
+            <w:r>
+              <w:rPr>
+                <w:sz w:val="26"/>
+              </w:rPr>
+              <w:t>Festival participation</w:t>
+            </w:r>
+          </w:p>
+        </w:tc>
+      </w:tr>
+      <w:tr>
+        <w:tc>
+          <w:tcPr>
+            <w:tcW w:type="dxa" w:w="4752"/>
+            <w:vAlign w:val="center"/>
+          </w:tcPr>
+          <w:p>
+            <w:pPr>
+              <w:spacing w:before="280" w:after="280"/>
+              <w:jc w:val="center"/>
+            </w:pPr>
+            <w:r>
+              <w:rPr>
+                <w:b/>
+                <w:color w:val="5B1933"/>
+              </w:rPr>
+              <w:t>PURPOSE 5</w:t>
+              <w:br/>
+            </w:r>
+            <w:r>
+              <w:rPr>
+                <w:sz w:val="26"/>
+              </w:rPr>
+              <w:t>Study readiness / source discipline</w:t>
+            </w:r>
+          </w:p>
+        </w:tc>
+        <w:tc>
+          <w:tcPr>
+            <w:tcW w:type="dxa" w:w="4752"/>
+            <w:vAlign w:val="center"/>
+          </w:tcPr>
+          <w:p>
+            <w:pPr>
+              <w:spacing w:before="280" w:after="280"/>
+              <w:jc w:val="center"/>
+            </w:pPr>
+            <w:r>
+              <w:rPr>
+                <w:b/>
+                <w:color w:val="5B1933"/>
+              </w:rPr>
+              <w:t>PURPOSE 6</w:t>
+              <w:br/>
+            </w:r>
+            <w:r>
+              <w:rPr>
+                <w:sz w:val="26"/>
+              </w:rPr>
+              <w:t>Family cooperation / service</w:t>
+            </w:r>
+          </w:p>
+        </w:tc>
+      </w:tr>
+    </w:tbl>
+    <w:p>
+      <w:r>
+        <w:br w:type="page"/>
       </w:r>
     </w:p>
     <w:p>
       <w:pPr>
-        <w:pStyle w:val="KUTUMBARights"/>
+        <w:pStyle w:val="Heading1"/>
       </w:pPr>
       <w:r>
-        <w:t>Canonical source: 11-weekly-program-library/first-six-months/c1-w1-what-is-kutumba-and-why-are-we-here/activities/v12_2-parent/P02-SIX-PURPOSE-CARD-SORT.md  •  SHA-256: a2ba81d2359feb18bd566e9bc5a73c7de9e4b93b97f14bd19a32460cbe1cb3c2</w:t>
+        <w:t>P02 — Example Cards</w:t>
       </w:r>
     </w:p>
+    <w:tbl>
+      <w:tblPr>
+        <w:tblW w:type="auto" w:w="0"/>
+        <w:jc w:val="center"/>
+        <w:tblLayout w:type="fixed"/>
+        <w:tblLook w:firstColumn="1" w:firstRow="1" w:lastColumn="0" w:lastRow="0" w:noHBand="0" w:noVBand="1" w:val="04A0"/>
+        <w:tblBorders>
+          <w:top w:val="single" w:sz="9" w:color="4F7C78"/>
+          <w:left w:val="single" w:sz="9" w:color="4F7C78"/>
+          <w:bottom w:val="single" w:sz="9" w:color="4F7C78"/>
+          <w:right w:val="single" w:sz="9" w:color="4F7C78"/>
+          <w:insideH w:val="single" w:sz="9" w:color="4F7C78"/>
+          <w:insideV w:val="single" w:sz="9" w:color="4F7C78"/>
+        </w:tblBorders>
+      </w:tblPr>
+      <w:tblGrid>
+        <w:gridCol w:w="4968"/>
+        <w:gridCol w:w="4968"/>
+      </w:tblGrid>
+      <w:tr>
+        <w:tc>
+          <w:tcPr>
+            <w:tcW w:type="dxa" w:w="4752"/>
+            <w:vAlign w:val="center"/>
+          </w:tcPr>
+          <w:p>
+            <w:pPr>
+              <w:spacing w:before="280" w:after="280"/>
+              <w:jc w:val="center"/>
+            </w:pPr>
+            <w:r>
+              <w:rPr>
+                <w:b/>
+                <w:color w:val="5B1933"/>
+              </w:rPr>
+              <w:t>E1</w:t>
+              <w:br/>
+            </w:r>
+            <w:r>
+              <w:rPr>
+                <w:sz w:val="26"/>
+              </w:rPr>
+              <w:t>After dinner we chant three mahā-mantras together.</w:t>
+            </w:r>
+          </w:p>
+        </w:tc>
+        <w:tc>
+          <w:tcPr>
+            <w:tcW w:type="dxa" w:w="4752"/>
+            <w:vAlign w:val="center"/>
+          </w:tcPr>
+          <w:p>
+            <w:pPr>
+              <w:spacing w:before="280" w:after="280"/>
+              <w:jc w:val="center"/>
+            </w:pPr>
+            <w:r>
+              <w:rPr>
+                <w:b/>
+                <w:color w:val="5B1933"/>
+              </w:rPr>
+              <w:t>E2</w:t>
+              <w:br/>
+            </w:r>
+            <w:r>
+              <w:rPr>
+                <w:sz w:val="26"/>
+              </w:rPr>
+              <w:t>We help set up chairs for a temple program.</w:t>
+            </w:r>
+          </w:p>
+        </w:tc>
+      </w:tr>
+      <w:tr>
+        <w:tc>
+          <w:tcPr>
+            <w:tcW w:type="dxa" w:w="4752"/>
+            <w:vAlign w:val="center"/>
+          </w:tcPr>
+          <w:p>
+            <w:pPr>
+              <w:spacing w:before="280" w:after="280"/>
+              <w:jc w:val="center"/>
+            </w:pPr>
+            <w:r>
+              <w:rPr>
+                <w:b/>
+                <w:color w:val="5B1933"/>
+              </w:rPr>
+              <w:t>E3</w:t>
+              <w:br/>
+            </w:r>
+            <w:r>
+              <w:rPr>
+                <w:sz w:val="26"/>
+              </w:rPr>
+              <w:t>A parent corrects a child privately with a calm voice.</w:t>
+            </w:r>
+          </w:p>
+        </w:tc>
+        <w:tc>
+          <w:tcPr>
+            <w:tcW w:type="dxa" w:w="4752"/>
+            <w:vAlign w:val="center"/>
+          </w:tcPr>
+          <w:p>
+            <w:pPr>
+              <w:spacing w:before="280" w:after="280"/>
+              <w:jc w:val="center"/>
+            </w:pPr>
+            <w:r>
+              <w:rPr>
+                <w:b/>
+                <w:color w:val="5B1933"/>
+              </w:rPr>
+              <w:t>E4</w:t>
+              <w:br/>
+            </w:r>
+            <w:r>
+              <w:rPr>
+                <w:sz w:val="26"/>
+              </w:rPr>
+              <w:t>Our family joins a festival with service.</w:t>
+            </w:r>
+          </w:p>
+        </w:tc>
+      </w:tr>
+      <w:tr>
+        <w:tc>
+          <w:tcPr>
+            <w:tcW w:type="dxa" w:w="4752"/>
+            <w:vAlign w:val="center"/>
+          </w:tcPr>
+          <w:p>
+            <w:pPr>
+              <w:spacing w:before="280" w:after="280"/>
+              <w:jc w:val="center"/>
+            </w:pPr>
+            <w:r>
+              <w:rPr>
+                <w:b/>
+                <w:color w:val="5B1933"/>
+              </w:rPr>
+              <w:t>E5</w:t>
+              <w:br/>
+            </w:r>
+            <w:r>
+              <w:rPr>
+                <w:sz w:val="26"/>
+              </w:rPr>
+              <w:t>Before teaching, we open the verse link and check the source.</w:t>
+            </w:r>
+          </w:p>
+        </w:tc>
+        <w:tc>
+          <w:tcPr>
+            <w:tcW w:type="dxa" w:w="4752"/>
+            <w:vAlign w:val="center"/>
+          </w:tcPr>
+          <w:p>
+            <w:pPr>
+              <w:spacing w:before="280" w:after="280"/>
+              <w:jc w:val="center"/>
+            </w:pPr>
+            <w:r>
+              <w:rPr>
+                <w:b/>
+                <w:color w:val="5B1933"/>
+              </w:rPr>
+              <w:t>E6</w:t>
+              <w:br/>
+            </w:r>
+            <w:r>
+              <w:rPr>
+                <w:sz w:val="26"/>
+              </w:rPr>
+              <w:t>Siblings share clean-up jobs without ranking.</w:t>
+            </w:r>
+          </w:p>
+        </w:tc>
+      </w:tr>
+    </w:tbl>
     <w:p>
       <w:r>
-        <w:rPr>
-          <w:b/>
-        </w:rPr>
-        <w:t>Print:</w:t>
+        <w:br w:type="page"/>
       </w:r>
+    </w:p>
+    <w:tbl>
+      <w:tblPr>
+        <w:tblW w:type="auto" w:w="0"/>
+        <w:jc w:val="center"/>
+        <w:tblLayout w:type="fixed"/>
+        <w:tblLook w:firstColumn="1" w:firstRow="1" w:lastColumn="0" w:lastRow="0" w:noHBand="0" w:noVBand="1" w:val="04A0"/>
+        <w:tblBorders>
+          <w:top w:val="single" w:sz="9" w:color="4F7C78"/>
+          <w:left w:val="single" w:sz="9" w:color="4F7C78"/>
+          <w:bottom w:val="single" w:sz="9" w:color="4F7C78"/>
+          <w:right w:val="single" w:sz="9" w:color="4F7C78"/>
+          <w:insideH w:val="single" w:sz="9" w:color="4F7C78"/>
+          <w:insideV w:val="single" w:sz="9" w:color="4F7C78"/>
+        </w:tblBorders>
+      </w:tblPr>
+      <w:tblGrid>
+        <w:gridCol w:w="4968"/>
+        <w:gridCol w:w="4968"/>
+      </w:tblGrid>
+      <w:tr>
+        <w:tc>
+          <w:tcPr>
+            <w:tcW w:type="dxa" w:w="4752"/>
+            <w:vAlign w:val="center"/>
+          </w:tcPr>
+          <w:p>
+            <w:pPr>
+              <w:spacing w:before="280" w:after="280"/>
+              <w:jc w:val="center"/>
+            </w:pPr>
+            <w:r>
+              <w:rPr>
+                <w:b/>
+                <w:color w:val="5B1933"/>
+              </w:rPr>
+              <w:t>E7</w:t>
+              <w:br/>
+            </w:r>
+            <w:r>
+              <w:rPr>
+                <w:sz w:val="26"/>
+              </w:rPr>
+              <w:t>A parent reads one short Bhāgavata passage at home.</w:t>
+            </w:r>
+          </w:p>
+        </w:tc>
+        <w:tc>
+          <w:tcPr>
+            <w:tcW w:type="dxa" w:w="4752"/>
+            <w:vAlign w:val="center"/>
+          </w:tcPr>
+          <w:p>
+            <w:pPr>
+              <w:spacing w:before="280" w:after="280"/>
+              <w:jc w:val="center"/>
+            </w:pPr>
+            <w:r>
+              <w:rPr>
+                <w:b/>
+                <w:color w:val="5B1933"/>
+              </w:rPr>
+              <w:t>E8</w:t>
+              <w:br/>
+            </w:r>
+            <w:r>
+              <w:rPr>
+                <w:sz w:val="26"/>
+              </w:rPr>
+              <w:t>We greet devotees and stay for association.</w:t>
+            </w:r>
+          </w:p>
+        </w:tc>
+      </w:tr>
+      <w:tr>
+        <w:tc>
+          <w:tcPr>
+            <w:tcW w:type="dxa" w:w="4752"/>
+            <w:vAlign w:val="center"/>
+          </w:tcPr>
+          <w:p>
+            <w:pPr>
+              <w:spacing w:before="280" w:after="280"/>
+              <w:jc w:val="center"/>
+            </w:pPr>
+            <w:r>
+              <w:rPr>
+                <w:b/>
+                <w:color w:val="5B1933"/>
+              </w:rPr>
+              <w:t>E9</w:t>
+              <w:br/>
+            </w:r>
+            <w:r>
+              <w:rPr>
+                <w:sz w:val="26"/>
+              </w:rPr>
+              <w:t>When speech becomes harsh, we pause and restart with respect.</w:t>
+            </w:r>
+          </w:p>
+        </w:tc>
+        <w:tc>
+          <w:tcPr>
+            <w:tcW w:type="dxa" w:w="4752"/>
+            <w:vAlign w:val="center"/>
+          </w:tcPr>
+          <w:p>
+            <w:pPr>
+              <w:spacing w:before="280" w:after="280"/>
+              <w:jc w:val="center"/>
+            </w:pPr>
+            <w:r>
+              <w:rPr>
+                <w:b/>
+                <w:color w:val="5B1933"/>
+              </w:rPr>
+              <w:t>E10</w:t>
+              <w:br/>
+            </w:r>
+            <w:r>
+              <w:rPr>
+                <w:sz w:val="26"/>
+              </w:rPr>
+              <w:t>We help with prasādam distribution or festival decorating.</w:t>
+            </w:r>
+          </w:p>
+        </w:tc>
+      </w:tr>
+      <w:tr>
+        <w:tc>
+          <w:tcPr>
+            <w:tcW w:type="dxa" w:w="4752"/>
+            <w:vAlign w:val="center"/>
+          </w:tcPr>
+          <w:p>
+            <w:pPr>
+              <w:spacing w:before="280" w:after="280"/>
+              <w:jc w:val="center"/>
+            </w:pPr>
+            <w:r>
+              <w:rPr>
+                <w:b/>
+                <w:color w:val="5B1933"/>
+              </w:rPr>
+              <w:t>E11</w:t>
+              <w:br/>
+            </w:r>
+            <w:r>
+              <w:rPr>
+                <w:sz w:val="26"/>
+              </w:rPr>
+              <w:t>We write a question and check śāstra instead of guessing.</w:t>
+            </w:r>
+          </w:p>
+        </w:tc>
+        <w:tc>
+          <w:tcPr>
+            <w:tcW w:type="dxa" w:w="4752"/>
+            <w:vAlign w:val="center"/>
+          </w:tcPr>
+          <w:p>
+            <w:pPr>
+              <w:spacing w:before="280" w:after="280"/>
+              <w:jc w:val="center"/>
+            </w:pPr>
+            <w:r>
+              <w:rPr>
+                <w:b/>
+                <w:color w:val="5B1933"/>
+              </w:rPr>
+              <w:t>E12</w:t>
+              <w:br/>
+            </w:r>
+            <w:r>
+              <w:rPr>
+                <w:sz w:val="26"/>
+              </w:rPr>
+              <w:t>Everyone carries one bag and thanks the host.</w:t>
+            </w:r>
+          </w:p>
+        </w:tc>
+      </w:tr>
+    </w:tbl>
+    <w:p>
       <w:r>
-        <w:t xml:space="preserve"> US Letter · cut 6 purpose cards + 12 example cards </w:t>
+        <w:br w:type="page"/>
       </w:r>
+    </w:p>
+    <w:tbl>
+      <w:tblPr>
+        <w:tblW w:type="auto" w:w="0"/>
+        <w:tblLook w:firstColumn="1" w:firstRow="1" w:lastColumn="0" w:lastRow="0" w:noHBand="0" w:noVBand="1" w:val="04A0"/>
+        <w:tblBorders>
+          <w:top w:val="single" w:sz="7" w:color="4F7C78"/>
+          <w:left w:val="single" w:sz="7" w:color="4F7C78"/>
+          <w:bottom w:val="single" w:sz="7" w:color="4F7C78"/>
+          <w:right w:val="single" w:sz="7" w:color="4F7C78"/>
+          <w:insideH w:val="single" w:sz="7" w:color="4F7C78"/>
+          <w:insideV w:val="single" w:sz="7" w:color="4F7C78"/>
+        </w:tblBorders>
+      </w:tblPr>
+      <w:tblGrid>
+        <w:gridCol w:w="9936"/>
+      </w:tblGrid>
+      <w:tr>
+        <w:tc>
+          <w:tcPr>
+            <w:tcW w:type="dxa" w:w="9936"/>
+          </w:tcPr>
+          <w:p>
+            <w:r>
+              <w:rPr>
+                <w:b/>
+              </w:rPr>
+              <w:t>Purpose that feels most needed now:</w:t>
+            </w:r>
+          </w:p>
+          <w:p>
+            <w:r>
+              <w:t>________________________________________________________________</w:t>
+            </w:r>
+          </w:p>
+          <w:p>
+            <w:r>
+              <w:t>________________________________________________________________</w:t>
+            </w:r>
+          </w:p>
+          <w:p>
+            <w:r>
+              <w:t>________________________________________________________________</w:t>
+            </w:r>
+          </w:p>
+        </w:tc>
+      </w:tr>
+      <w:tr>
+        <w:tc>
+          <w:tcPr>
+            <w:tcW w:type="dxa" w:w="9936"/>
+          </w:tcPr>
+          <w:p>
+            <w:r>
+              <w:rPr>
+                <w:b/>
+              </w:rPr>
+              <w:t>Our concrete family example:</w:t>
+            </w:r>
+          </w:p>
+          <w:p>
+            <w:r>
+              <w:t>________________________________________________________________</w:t>
+            </w:r>
+          </w:p>
+          <w:p>
+            <w:r>
+              <w:t>________________________________________________________________</w:t>
+            </w:r>
+          </w:p>
+          <w:p>
+            <w:r>
+              <w:t>________________________________________________________________</w:t>
+            </w:r>
+          </w:p>
+        </w:tc>
+      </w:tr>
+    </w:tbl>
+    <w:p>
       <w:r>
-        <w:rPr>
-          <w:b/>
-        </w:rPr>
-        <w:t>Use:</w:t>
-      </w:r>
-      <w:r>
-        <w:t xml:space="preserve"> Parent track 10–18 min · match examples · write one “our example”</w:t>
+        <w:br w:type="page"/>
       </w:r>
     </w:p>
     <w:p>
       <w:pPr>
-        <w:pStyle w:val="KUTUMBAMeta"/>
         <w:jc w:val="center"/>
       </w:pPr>
       <w:r>
-        <w:t>◆  ◆  ◆</w:t>
+        <w:rPr>
+          <w:b/>
+          <w:color w:val="5B1933"/>
+          <w:sz w:val="60"/>
+        </w:rPr>
+        <w:t>TEACHER-ONLY</w:t>
       </w:r>
     </w:p>
     <w:p>
       <w:pPr>
-        <w:pStyle w:val="Heading2"/>
+        <w:pStyle w:val="Heading1"/>
       </w:pPr>
       <w:r>
-        <w:t>Purpose cards (cut)</w:t>
-      </w:r>
-    </w:p>
-    <w:p>
-      <w:r>
-        <w:t>``` ✂ ======================== CUT ======================== ✂</w:t>
-      </w:r>
-    </w:p>
-    <w:p>
-      <w:r>
-        <w:t>┌──────────────────────────────┐  ┌──────────────────────────────┐ │  1. Home chanting / hearing  │  │  2. Temple service /         │ │                              │  │     association              │ │  Regular family reception of │  │  Serving and learning with   │ │  the holy name and kathā.    │  │  the temple / devotees.      │ └──────────────────────────────┘  └──────────────────────────────┘</w:t>
-      </w:r>
-    </w:p>
-    <w:p>
-      <w:r>
-        <w:t>✂ ======================== CUT ======================== ✂</w:t>
-      </w:r>
-    </w:p>
-    <w:p>
-      <w:r>
-        <w:t>┌──────────────────────────────┐  ┌──────────────────────────────┐ │  3. Respectful family        │  │  4. Festival participation   │ │     correction               │  │                              │ │  Calm redirect; dignity;     │  │  Joining and serving at      │ │  no public shame.            │  │  festivals with the family.  │ └──────────────────────────────┘  └──────────────────────────────┘</w:t>
-      </w:r>
-    </w:p>
-    <w:p>
-      <w:r>
-        <w:t>✂ ======================== CUT ======================== ✂</w:t>
-      </w:r>
-    </w:p>
-    <w:p>
-      <w:r>
-        <w:t>┌──────────────────────────────┐  ┌──────────────────────────────┐ │  5. Study readiness /        │  │  6. Family cooperation /     │ │     source discipline        │  │     service                  │ │  Check sources; no invented  │  │  Shared chores, care, and    │ │  doctrine.                   │  │  help at home and program.   │ └──────────────────────────────┘  └──────────────────────────────┘</w:t>
-      </w:r>
-    </w:p>
-    <w:p>
-      <w:r>
-        <w:t>✂ ======================== CUT ======================== ✂ ```</w:t>
-      </w:r>
-    </w:p>
-    <w:p>
-      <w:r>
-        <w:rPr>
-          <w:b/>
-        </w:rPr>
-        <w:t>KUTUMBA · C1-W1 Parent · P02 Purposes · p. 1</w:t>
-      </w:r>
-    </w:p>
-    <w:p>
-      <w:r>
-        <w:t>&lt;div style="page-break-after: always;"&gt;&lt;/div&gt;</w:t>
-      </w:r>
-    </w:p>
-    <w:p>
-      <w:pPr>
-        <w:pStyle w:val="KUTUMBAMeta"/>
-        <w:jc w:val="center"/>
-      </w:pPr>
-      <w:r>
-        <w:t>◆  ◆  ◆</w:t>
-      </w:r>
-    </w:p>
-    <w:p>
-      <w:pPr>
-        <w:pStyle w:val="Heading2"/>
-      </w:pPr>
-      <w:r>
-        <w:t>Example cards (cut · match to purposes)</w:t>
-      </w:r>
-    </w:p>
-    <w:p>
-      <w:r>
-        <w:t>``` ✂ ======================== CUT ======================== ✂</w:t>
-      </w:r>
-    </w:p>
-    <w:p>
-      <w:r>
-        <w:t>┌──────────────────────────────┐  ┌──────────────────────────────┐ │  After dinner: one prayer +  │  │  Help set up / clean up at   │ │  three mahā-mantras.         │  │  the temple program.         │ └──────────────────────────────┘  └──────────────────────────────┘</w:t>
-      </w:r>
-    </w:p>
-    <w:p>
-      <w:r>
-        <w:t>✂ ======================== CUT ======================== ✂</w:t>
-      </w:r>
-    </w:p>
-    <w:p>
-      <w:r>
-        <w:t>┌──────────────────────────────┐  ┌──────────────────────────────┐ │  Correct a child privately   │  │  Serve at Janmāṣṭamī or      │ │  with a calm voice.          │  │  another festival together.  │ └──────────────────────────────┘  └──────────────────────────────┘</w:t>
-      </w:r>
-    </w:p>
-    <w:p>
-      <w:r>
-        <w:t>✂ ======================== CUT ======================== ✂</w:t>
-      </w:r>
-    </w:p>
-    <w:p>
-      <w:r>
-        <w:t>┌──────────────────────────────┐  ┌──────────────────────────────┐ │  Open the VedaBase verse     │  │  Share clean-up jobs without │ │  link before teaching.       │  │  ranking siblings.           │ └──────────────────────────────┘  └──────────────────────────────┘</w:t>
-      </w:r>
-    </w:p>
-    <w:p>
-      <w:r>
-        <w:t>✂ ======================== CUT ======================== ✂</w:t>
-      </w:r>
-    </w:p>
-    <w:p>
-      <w:r>
-        <w:t>┌──────────────────────────────┐  ┌──────────────────────────────┐ │  Family reading place: one   │  │  Stay for association; greet │ │  short Bhāgavata passage.    │  │  devotees kindly.            │ └──────────────────────────────┘  └──────────────────────────────┘</w:t>
-      </w:r>
-    </w:p>
-    <w:p>
-      <w:r>
-        <w:t>✂ ======================== CUT ======================== ✂</w:t>
-      </w:r>
-    </w:p>
-    <w:p>
-      <w:r>
-        <w:t>┌──────────────────────────────┐  ┌──────────────────────────────┐ │  Pause harsh speech; restart │  │  Decorate / prasādam seva    │ │  with respect.               │  │  for a festival.             │ └──────────────────────────────┘  └──────────────────────────────┘</w:t>
-      </w:r>
-    </w:p>
-    <w:p>
-      <w:r>
-        <w:t>✂ ======================== CUT ======================== ✂</w:t>
-      </w:r>
-    </w:p>
-    <w:p>
-      <w:r>
-        <w:t>┌──────────────────────────────┐  ┌──────────────────────────────┐ │  Write the question; check   │  │  Thank the host; leave the   │ │  śāstra / approved guide.    │  │  room better than found.     │ └──────────────────────────────┘  └──────────────────────────────┘</w:t>
-      </w:r>
-    </w:p>
-    <w:p>
-      <w:r>
-        <w:t>✂ ======================== CUT ======================== ✂ ```</w:t>
-      </w:r>
-    </w:p>
-    <w:p>
-      <w:r>
-        <w:rPr>
-          <w:b/>
-        </w:rPr>
-        <w:t>KUTUMBA · C1-W1 Parent · P02 Examples · p. 2</w:t>
-      </w:r>
-    </w:p>
-    <w:p>
-      <w:r>
-        <w:t>&lt;div style="page-break-after: always;"&gt;&lt;/div&gt;</w:t>
-      </w:r>
-    </w:p>
-    <w:p>
-      <w:pPr>
-        <w:pStyle w:val="KUTUMBAMeta"/>
-        <w:jc w:val="center"/>
-      </w:pPr>
-      <w:r>
-        <w:t>◆  ◆  ◆</w:t>
-      </w:r>
-    </w:p>
-    <w:p>
-      <w:pPr>
-        <w:pStyle w:val="Heading2"/>
-      </w:pPr>
-      <w:r>
-        <w:t>Household response strip (do not cut · one per family)</w:t>
-      </w:r>
-    </w:p>
-    <w:p>
-      <w:r>
-        <w:rPr>
-          <w:b/>
-        </w:rPr>
-        <w:t>Purpose that feels most needed now:</w:t>
-      </w:r>
-      <w:r>
-        <w:t xml:space="preserve"> _______________________________</w:t>
-      </w:r>
-    </w:p>
-    <w:p>
-      <w:r>
-        <w:rPr>
-          <w:b/>
-        </w:rPr>
-        <w:t>Our example (write one concrete action):</w:t>
-      </w:r>
-    </w:p>
-    <w:p>
-      <w:pPr>
-        <w:pStyle w:val="KUTUMBAMeta"/>
-        <w:jc w:val="center"/>
-      </w:pPr>
-      <w:r>
-        <w:t>◆  ◆  ◆</w:t>
-      </w:r>
-    </w:p>
-    <w:p>
-      <w:pPr>
-        <w:pStyle w:val="KUTUMBAMeta"/>
-        <w:jc w:val="center"/>
-      </w:pPr>
-      <w:r>
-        <w:t>◆  ◆  ◆</w:t>
-      </w:r>
-    </w:p>
-    <w:p>
-      <w:pPr>
-        <w:pStyle w:val="Heading3"/>
-      </w:pPr>
-      <w:r>
-        <w:t>Facilitator match key (presenter only)</w:t>
+        <w:t>P02 Facilitator Match Key</w:t>
       </w:r>
     </w:p>
     <w:tbl>
@@ -2033,7 +2422,7 @@
                 <w:b/>
                 <w:color w:val="FFFFFF"/>
               </w:rPr>
-              <w:t>Example</w:t>
+              <w:t>Item</w:t>
             </w:r>
           </w:p>
         </w:tc>
@@ -2054,7 +2443,7 @@
                 <w:b/>
                 <w:color w:val="FFFFFF"/>
               </w:rPr>
-              <w:t>Purpose</w:t>
+              <w:t>Best match / guidance</w:t>
             </w:r>
           </w:p>
         </w:tc>
@@ -2073,7 +2462,7 @@
           </w:tcPr>
           <w:p>
             <w:r>
-              <w:t>After dinner: one prayer + three mahā-mantras</w:t>
+              <w:t>E1</w:t>
             </w:r>
           </w:p>
         </w:tc>
@@ -2090,7 +2479,7 @@
           </w:tcPr>
           <w:p>
             <w:r>
-              <w:t>1 Home chanting / hearing</w:t>
+              <w:t>1. Home chanting / hearing</w:t>
             </w:r>
           </w:p>
         </w:tc>
@@ -2110,7 +2499,7 @@
           </w:tcPr>
           <w:p>
             <w:r>
-              <w:t>Family reading place: one short Bhāgavata passage</w:t>
+              <w:t>E2</w:t>
             </w:r>
           </w:p>
         </w:tc>
@@ -2128,7 +2517,7 @@
           </w:tcPr>
           <w:p>
             <w:r>
-              <w:t>1 Home chanting / hearing</w:t>
+              <w:t>2. Temple service / association</w:t>
             </w:r>
           </w:p>
         </w:tc>
@@ -2147,7 +2536,7 @@
           </w:tcPr>
           <w:p>
             <w:r>
-              <w:t>Help set up / clean up at the temple program</w:t>
+              <w:t>E3</w:t>
             </w:r>
           </w:p>
         </w:tc>
@@ -2164,7 +2553,7 @@
           </w:tcPr>
           <w:p>
             <w:r>
-              <w:t>2 Temple service / association</w:t>
+              <w:t>3. Respectful family correction</w:t>
             </w:r>
           </w:p>
         </w:tc>
@@ -2184,7 +2573,7 @@
           </w:tcPr>
           <w:p>
             <w:r>
-              <w:t>Stay for association; greet devotees kindly</w:t>
+              <w:t>E4</w:t>
             </w:r>
           </w:p>
         </w:tc>
@@ -2202,7 +2591,7 @@
           </w:tcPr>
           <w:p>
             <w:r>
-              <w:t>2 Temple service / association</w:t>
+              <w:t>4. Festival participation</w:t>
             </w:r>
           </w:p>
         </w:tc>
@@ -2221,7 +2610,7 @@
           </w:tcPr>
           <w:p>
             <w:r>
-              <w:t>Correct a child privately with a calm voice</w:t>
+              <w:t>E5</w:t>
             </w:r>
           </w:p>
         </w:tc>
@@ -2238,7 +2627,7 @@
           </w:tcPr>
           <w:p>
             <w:r>
-              <w:t>3 Respectful family correction</w:t>
+              <w:t>5. Study readiness / source discipline</w:t>
             </w:r>
           </w:p>
         </w:tc>
@@ -2258,7 +2647,7 @@
           </w:tcPr>
           <w:p>
             <w:r>
-              <w:t>Pause harsh speech; restart with respect</w:t>
+              <w:t>E6</w:t>
             </w:r>
           </w:p>
         </w:tc>
@@ -2276,7 +2665,7 @@
           </w:tcPr>
           <w:p>
             <w:r>
-              <w:t>3 Respectful family correction</w:t>
+              <w:t>6. Family cooperation / service</w:t>
             </w:r>
           </w:p>
         </w:tc>
@@ -2295,7 +2684,7 @@
           </w:tcPr>
           <w:p>
             <w:r>
-              <w:t>Serve at Janmāṣṭamī or another festival together</w:t>
+              <w:t>E7</w:t>
             </w:r>
           </w:p>
         </w:tc>
@@ -2312,7 +2701,7 @@
           </w:tcPr>
           <w:p>
             <w:r>
-              <w:t>4 Festival participation</w:t>
+              <w:t>1. Home chanting / hearing</w:t>
             </w:r>
           </w:p>
         </w:tc>
@@ -2332,7 +2721,7 @@
           </w:tcPr>
           <w:p>
             <w:r>
-              <w:t>Decorate / prasādam seva for a festival</w:t>
+              <w:t>E8</w:t>
             </w:r>
           </w:p>
         </w:tc>
@@ -2350,7 +2739,7 @@
           </w:tcPr>
           <w:p>
             <w:r>
-              <w:t>4 Festival participation</w:t>
+              <w:t>2. Temple service / association</w:t>
             </w:r>
           </w:p>
         </w:tc>
@@ -2369,7 +2758,7 @@
           </w:tcPr>
           <w:p>
             <w:r>
-              <w:t>Open the VedaBase verse link before teaching</w:t>
+              <w:t>E9</w:t>
             </w:r>
           </w:p>
         </w:tc>
@@ -2386,7 +2775,7 @@
           </w:tcPr>
           <w:p>
             <w:r>
-              <w:t>5 Study readiness / source discipline</w:t>
+              <w:t>3. Respectful family correction</w:t>
             </w:r>
           </w:p>
         </w:tc>
@@ -2406,7 +2795,7 @@
           </w:tcPr>
           <w:p>
             <w:r>
-              <w:t>Write the question; check śāstra / approved guide</w:t>
+              <w:t>E10</w:t>
             </w:r>
           </w:p>
         </w:tc>
@@ -2424,7 +2813,7 @@
           </w:tcPr>
           <w:p>
             <w:r>
-              <w:t>5 Study readiness / source discipline</w:t>
+              <w:t>4. Festival participation</w:t>
             </w:r>
           </w:p>
         </w:tc>
@@ -2443,7 +2832,7 @@
           </w:tcPr>
           <w:p>
             <w:r>
-              <w:t>Share clean-up jobs without ranking siblings</w:t>
+              <w:t>E11</w:t>
             </w:r>
           </w:p>
         </w:tc>
@@ -2460,7 +2849,7 @@
           </w:tcPr>
           <w:p>
             <w:r>
-              <w:t>6 Family cooperation / service</w:t>
+              <w:t>5. Study readiness / source discipline</w:t>
             </w:r>
           </w:p>
         </w:tc>
@@ -2480,7 +2869,7 @@
           </w:tcPr>
           <w:p>
             <w:r>
-              <w:t>Thank the host; leave the room better than found</w:t>
+              <w:t>E12</w:t>
             </w:r>
           </w:p>
         </w:tc>
@@ -2498,7 +2887,7 @@
           </w:tcPr>
           <w:p>
             <w:r>
-              <w:t>6 Family cooperation / service</w:t>
+              <w:t>6. Family cooperation / service</w:t>
             </w:r>
           </w:p>
         </w:tc>
@@ -2511,15 +2900,486 @@
     </w:p>
     <w:p>
       <w:r>
-        <w:t>Keep tone practical, not competitive.</w:t>
+        <w:br w:type="page"/>
       </w:r>
     </w:p>
     <w:p>
+      <w:pPr>
+        <w:pStyle w:val="Heading1"/>
+      </w:pPr>
       <w:r>
-        <w:rPr>
-          <w:b/>
-        </w:rPr>
-        <w:t>KUTUMBA · Families Growing in Kṛṣṇa Consciousness · C1-W1 · P02 · p. 3</w:t>
+        <w:t>P03 — Two-Family Case</w:t>
+      </w:r>
+    </w:p>
+    <w:tbl>
+      <w:tblPr>
+        <w:tblStyle w:val="KUTUMBATable"/>
+        <w:tblW w:type="auto" w:w="0"/>
+        <w:jc w:val="center"/>
+        <w:tblLayout w:type="autofit"/>
+        <w:tblLook w:firstColumn="1" w:firstRow="1" w:lastColumn="0" w:lastRow="0" w:noHBand="0" w:noVBand="1" w:val="04A0"/>
+        <w:tblBorders>
+          <w:top w:val="single" w:sz="6" w:color="D8C8B2"/>
+          <w:left w:val="single" w:sz="6" w:color="D8C8B2"/>
+          <w:bottom w:val="single" w:sz="6" w:color="D8C8B2"/>
+          <w:right w:val="single" w:sz="6" w:color="D8C8B2"/>
+          <w:insideH w:val="single" w:sz="6" w:color="D8C8B2"/>
+          <w:insideV w:val="single" w:sz="6" w:color="D8C8B2"/>
+        </w:tblBorders>
+      </w:tblPr>
+      <w:tblGrid>
+        <w:gridCol w:w="4968"/>
+        <w:gridCol w:w="4968"/>
+      </w:tblGrid>
+      <w:tr>
+        <w:trPr>
+          <w:tblHeader w:val="true"/>
+        </w:trPr>
+        <w:tc>
+          <w:tcPr>
+            <w:tcW w:type="dxa" w:w="4968"/>
+            <w:shd w:fill="5B1933"/>
+            <w:tcMar>
+              <w:top w:w="100" w:type="dxa"/>
+              <w:start w:w="120" w:type="dxa"/>
+              <w:bottom w:w="100" w:type="dxa"/>
+              <w:end w:w="120" w:type="dxa"/>
+            </w:tcMar>
+          </w:tcPr>
+          <w:p>
+            <w:r>
+              <w:rPr>
+                <w:b/>
+                <w:color w:val="FFFFFF"/>
+              </w:rPr>
+              <w:t>Family A</w:t>
+            </w:r>
+          </w:p>
+        </w:tc>
+        <w:tc>
+          <w:tcPr>
+            <w:tcW w:type="dxa" w:w="4968"/>
+            <w:shd w:fill="5B1933"/>
+            <w:tcMar>
+              <w:top w:w="100" w:type="dxa"/>
+              <w:start w:w="120" w:type="dxa"/>
+              <w:bottom w:w="100" w:type="dxa"/>
+              <w:end w:w="120" w:type="dxa"/>
+            </w:tcMar>
+          </w:tcPr>
+          <w:p>
+            <w:r>
+              <w:rPr>
+                <w:b/>
+                <w:color w:val="FFFFFF"/>
+              </w:rPr>
+              <w:t>Family B</w:t>
+            </w:r>
+          </w:p>
+        </w:tc>
+      </w:tr>
+      <w:tr>
+        <w:tc>
+          <w:tcPr>
+            <w:tcW w:type="dxa" w:w="4968"/>
+            <w:tcMar>
+              <w:top w:w="100" w:type="dxa"/>
+              <w:start w:w="120" w:type="dxa"/>
+              <w:bottom w:w="100" w:type="dxa"/>
+              <w:end w:w="120" w:type="dxa"/>
+            </w:tcMar>
+            <w:vAlign w:val="top"/>
+          </w:tcPr>
+          <w:p>
+            <w:r>
+              <w:t>Attends every Saturday and enjoys the group, but does nothing together at home.</w:t>
+            </w:r>
+          </w:p>
+        </w:tc>
+        <w:tc>
+          <w:tcPr>
+            <w:tcW w:type="dxa" w:w="4968"/>
+            <w:tcMar>
+              <w:top w:w="100" w:type="dxa"/>
+              <w:start w:w="120" w:type="dxa"/>
+              <w:bottom w:w="100" w:type="dxa"/>
+              <w:end w:w="120" w:type="dxa"/>
+            </w:tcMar>
+            <w:vAlign w:val="top"/>
+          </w:tcPr>
+          <w:p>
+            <w:r>
+              <w:t>Reads or chants at home but gradually stops joining temple and devotee association because home practice “is enough.”</w:t>
+            </w:r>
+          </w:p>
+        </w:tc>
+      </w:tr>
+    </w:tbl>
+    <w:p>
+      <w:pPr>
+        <w:spacing w:after="40"/>
+      </w:pPr>
+    </w:p>
+    <w:tbl>
+      <w:tblPr>
+        <w:tblW w:type="auto" w:w="0"/>
+        <w:tblLook w:firstColumn="1" w:firstRow="1" w:lastColumn="0" w:lastRow="0" w:noHBand="0" w:noVBand="1" w:val="04A0"/>
+        <w:tblBorders>
+          <w:top w:val="single" w:sz="7" w:color="4F7C78"/>
+          <w:left w:val="single" w:sz="7" w:color="4F7C78"/>
+          <w:bottom w:val="single" w:sz="7" w:color="4F7C78"/>
+          <w:right w:val="single" w:sz="7" w:color="4F7C78"/>
+          <w:insideH w:val="single" w:sz="7" w:color="4F7C78"/>
+          <w:insideV w:val="single" w:sz="7" w:color="4F7C78"/>
+        </w:tblBorders>
+      </w:tblPr>
+      <w:tblGrid>
+        <w:gridCol w:w="9936"/>
+      </w:tblGrid>
+      <w:tr>
+        <w:tc>
+          <w:tcPr>
+            <w:tcW w:type="dxa" w:w="9936"/>
+          </w:tcPr>
+          <w:p>
+            <w:r>
+              <w:rPr>
+                <w:b/>
+              </w:rPr>
+              <w:t>What is healthy in each family?</w:t>
+            </w:r>
+          </w:p>
+          <w:p>
+            <w:r>
+              <w:t>________________________________________________________________</w:t>
+            </w:r>
+          </w:p>
+          <w:p>
+            <w:r>
+              <w:t>________________________________________________________________</w:t>
+            </w:r>
+          </w:p>
+          <w:p>
+            <w:r>
+              <w:t>________________________________________________________________</w:t>
+            </w:r>
+          </w:p>
+        </w:tc>
+      </w:tr>
+      <w:tr>
+        <w:tc>
+          <w:tcPr>
+            <w:tcW w:type="dxa" w:w="9936"/>
+          </w:tcPr>
+          <w:p>
+            <w:r>
+              <w:rPr>
+                <w:b/>
+              </w:rPr>
+              <w:t>What is missing?</w:t>
+            </w:r>
+          </w:p>
+          <w:p>
+            <w:r>
+              <w:t>________________________________________________________________</w:t>
+            </w:r>
+          </w:p>
+          <w:p>
+            <w:r>
+              <w:t>________________________________________________________________</w:t>
+            </w:r>
+          </w:p>
+          <w:p>
+            <w:r>
+              <w:t>________________________________________________________________</w:t>
+            </w:r>
+          </w:p>
+        </w:tc>
+      </w:tr>
+      <w:tr>
+        <w:tc>
+          <w:tcPr>
+            <w:tcW w:type="dxa" w:w="9936"/>
+          </w:tcPr>
+          <w:p>
+            <w:r>
+              <w:rPr>
+                <w:b/>
+              </w:rPr>
+              <w:t>What is one nonjudgmental repair?</w:t>
+            </w:r>
+          </w:p>
+          <w:p>
+            <w:r>
+              <w:t>________________________________________________________________</w:t>
+            </w:r>
+          </w:p>
+          <w:p>
+            <w:r>
+              <w:t>________________________________________________________________</w:t>
+            </w:r>
+          </w:p>
+          <w:p>
+            <w:r>
+              <w:t>________________________________________________________________</w:t>
+            </w:r>
+          </w:p>
+        </w:tc>
+      </w:tr>
+      <w:tr>
+        <w:tc>
+          <w:tcPr>
+            <w:tcW w:type="dxa" w:w="9936"/>
+          </w:tcPr>
+          <w:p>
+            <w:r>
+              <w:rPr>
+                <w:b/>
+              </w:rPr>
+              <w:t>How can KUTUMBA support rather than replace temple life?</w:t>
+            </w:r>
+          </w:p>
+          <w:p>
+            <w:r>
+              <w:t>________________________________________________________________</w:t>
+            </w:r>
+          </w:p>
+          <w:p>
+            <w:r>
+              <w:t>________________________________________________________________</w:t>
+            </w:r>
+          </w:p>
+          <w:p>
+            <w:r>
+              <w:t>________________________________________________________________</w:t>
+            </w:r>
+          </w:p>
+        </w:tc>
+      </w:tr>
+    </w:tbl>
+    <w:p>
+      <w:r>
+        <w:br w:type="page"/>
+      </w:r>
+    </w:p>
+    <w:p>
+      <w:pPr>
+        <w:pStyle w:val="Heading1"/>
+      </w:pPr>
+      <w:r>
+        <w:t>P04 — Family Operating Agreement (Private)</w:t>
+      </w:r>
+    </w:p>
+    <w:tbl>
+      <w:tblPr>
+        <w:tblW w:type="auto" w:w="0"/>
+        <w:jc w:val="center"/>
+        <w:tblLayout w:type="fixed"/>
+        <w:tblLook w:firstColumn="1" w:firstRow="1" w:lastColumn="0" w:lastRow="0" w:noHBand="0" w:noVBand="1" w:val="04A0"/>
+        <w:tblBorders>
+          <w:top w:val="single" w:sz="8" w:color="7A263A"/>
+          <w:left w:val="single" w:sz="8" w:color="7A263A"/>
+          <w:bottom w:val="single" w:sz="8" w:color="7A263A"/>
+          <w:right w:val="single" w:sz="8" w:color="7A263A"/>
+          <w:insideH w:val="single" w:sz="8" w:color="7A263A"/>
+          <w:insideV w:val="single" w:sz="8" w:color="7A263A"/>
+        </w:tblBorders>
+      </w:tblPr>
+      <w:tblGrid>
+        <w:gridCol w:w="1944"/>
+        <w:gridCol w:w="8136"/>
+      </w:tblGrid>
+      <w:tr>
+        <w:tc>
+          <w:tcPr>
+            <w:tcW w:type="dxa" w:w="4968"/>
+            <w:shd w:fill="7A263A"/>
+            <w:tcMar>
+              <w:top w:w="130" w:type="dxa"/>
+              <w:start w:w="140" w:type="dxa"/>
+              <w:bottom w:w="130" w:type="dxa"/>
+              <w:end w:w="140" w:type="dxa"/>
+            </w:tcMar>
+            <w:vAlign w:val="center"/>
+          </w:tcPr>
+          <w:p>
+            <w:pPr>
+              <w:pStyle w:val="KUTUMBACalloutLabel"/>
+              <w:jc w:val="center"/>
+            </w:pPr>
+            <w:r>
+              <w:t>SAFETY &amp; PRIVACY</w:t>
+            </w:r>
+          </w:p>
+        </w:tc>
+        <w:tc>
+          <w:tcPr>
+            <w:tcW w:type="dxa" w:w="4968"/>
+            <w:shd w:fill="F4E4E8"/>
+            <w:tcMar>
+              <w:top w:w="130" w:type="dxa"/>
+              <w:start w:w="140" w:type="dxa"/>
+              <w:bottom w:w="130" w:type="dxa"/>
+              <w:end w:w="140" w:type="dxa"/>
+            </w:tcMar>
+            <w:vAlign w:val="center"/>
+          </w:tcPr>
+          <w:p>
+            <w:pPr>
+              <w:pStyle w:val="KUTUMBACalloutBody"/>
+            </w:pPr>
+            <w:r>
+              <w:t>No ranking and no public reading required. Keep completed agreements private.</w:t>
+            </w:r>
+          </w:p>
+        </w:tc>
+      </w:tr>
+    </w:tbl>
+    <w:p>
+      <w:pPr>
+        <w:spacing w:after="20"/>
+      </w:pPr>
+    </w:p>
+    <w:tbl>
+      <w:tblPr>
+        <w:tblW w:type="auto" w:w="0"/>
+        <w:tblLook w:firstColumn="1" w:firstRow="1" w:lastColumn="0" w:lastRow="0" w:noHBand="0" w:noVBand="1" w:val="04A0"/>
+        <w:tblBorders>
+          <w:top w:val="single" w:sz="7" w:color="4F7C78"/>
+          <w:left w:val="single" w:sz="7" w:color="4F7C78"/>
+          <w:bottom w:val="single" w:sz="7" w:color="4F7C78"/>
+          <w:right w:val="single" w:sz="7" w:color="4F7C78"/>
+          <w:insideH w:val="single" w:sz="7" w:color="4F7C78"/>
+          <w:insideV w:val="single" w:sz="7" w:color="4F7C78"/>
+        </w:tblBorders>
+      </w:tblPr>
+      <w:tblGrid>
+        <w:gridCol w:w="9936"/>
+      </w:tblGrid>
+      <w:tr>
+        <w:tc>
+          <w:tcPr>
+            <w:tcW w:type="dxa" w:w="9936"/>
+          </w:tcPr>
+          <w:p>
+            <w:r>
+              <w:rPr>
+                <w:b/>
+              </w:rPr>
+              <w:t>One support we need:</w:t>
+            </w:r>
+          </w:p>
+          <w:p>
+            <w:r>
+              <w:t>________________________________________________________________</w:t>
+            </w:r>
+          </w:p>
+          <w:p>
+            <w:r>
+              <w:t>________________________________________________________________</w:t>
+            </w:r>
+          </w:p>
+          <w:p>
+            <w:r>
+              <w:t>________________________________________________________________</w:t>
+            </w:r>
+          </w:p>
+        </w:tc>
+      </w:tr>
+      <w:tr>
+        <w:tc>
+          <w:tcPr>
+            <w:tcW w:type="dxa" w:w="9936"/>
+          </w:tcPr>
+          <w:p>
+            <w:r>
+              <w:rPr>
+                <w:b/>
+              </w:rPr>
+              <w:t>One contribution we can reliably make:</w:t>
+            </w:r>
+          </w:p>
+          <w:p>
+            <w:r>
+              <w:t>________________________________________________________________</w:t>
+            </w:r>
+          </w:p>
+          <w:p>
+            <w:r>
+              <w:t>________________________________________________________________</w:t>
+            </w:r>
+          </w:p>
+          <w:p>
+            <w:r>
+              <w:t>________________________________________________________________</w:t>
+            </w:r>
+          </w:p>
+        </w:tc>
+      </w:tr>
+      <w:tr>
+        <w:tc>
+          <w:tcPr>
+            <w:tcW w:type="dxa" w:w="9936"/>
+          </w:tcPr>
+          <w:p>
+            <w:r>
+              <w:rPr>
+                <w:b/>
+              </w:rPr>
+              <w:t>One Saturday-protection habit:</w:t>
+            </w:r>
+          </w:p>
+          <w:p>
+            <w:r>
+              <w:t>________________________________________________________________</w:t>
+            </w:r>
+          </w:p>
+          <w:p>
+            <w:r>
+              <w:t>________________________________________________________________</w:t>
+            </w:r>
+          </w:p>
+          <w:p>
+            <w:r>
+              <w:t>________________________________________________________________</w:t>
+            </w:r>
+          </w:p>
+        </w:tc>
+      </w:tr>
+      <w:tr>
+        <w:tc>
+          <w:tcPr>
+            <w:tcW w:type="dxa" w:w="9936"/>
+          </w:tcPr>
+          <w:p>
+            <w:r>
+              <w:rPr>
+                <w:b/>
+              </w:rPr>
+              <w:t>One host-home behavior we commit to:</w:t>
+            </w:r>
+          </w:p>
+          <w:p>
+            <w:r>
+              <w:t>________________________________________________________________</w:t>
+            </w:r>
+          </w:p>
+          <w:p>
+            <w:r>
+              <w:t>________________________________________________________________</w:t>
+            </w:r>
+          </w:p>
+          <w:p>
+            <w:r>
+              <w:t>________________________________________________________________</w:t>
+            </w:r>
+          </w:p>
+        </w:tc>
+      </w:tr>
+    </w:tbl>
+    <w:p>
+      <w:r>
+        <w:t>Family initials (optional): ____________________  Date: ______________</w:t>
       </w:r>
     </w:p>
     <w:p>
@@ -2532,485 +3392,414 @@
         <w:pStyle w:val="Heading1"/>
       </w:pPr>
       <w:r>
-        <w:t>C1-W1 · P03 · Two-Family Case</w:t>
+        <w:t>P05 — Family Saṅkalpa Builder (Private)</w:t>
       </w:r>
     </w:p>
+    <w:tbl>
+      <w:tblPr>
+        <w:tblW w:type="auto" w:w="0"/>
+        <w:jc w:val="center"/>
+        <w:tblLayout w:type="fixed"/>
+        <w:tblLook w:firstColumn="1" w:firstRow="1" w:lastColumn="0" w:lastRow="0" w:noHBand="0" w:noVBand="1" w:val="04A0"/>
+        <w:tblBorders>
+          <w:top w:val="single" w:sz="8" w:color="E59B24"/>
+          <w:left w:val="single" w:sz="8" w:color="E59B24"/>
+          <w:bottom w:val="single" w:sz="8" w:color="E59B24"/>
+          <w:right w:val="single" w:sz="8" w:color="E59B24"/>
+          <w:insideH w:val="single" w:sz="8" w:color="E59B24"/>
+          <w:insideV w:val="single" w:sz="8" w:color="E59B24"/>
+        </w:tblBorders>
+      </w:tblPr>
+      <w:tblGrid>
+        <w:gridCol w:w="1944"/>
+        <w:gridCol w:w="8136"/>
+      </w:tblGrid>
+      <w:tr>
+        <w:tc>
+          <w:tcPr>
+            <w:tcW w:type="dxa" w:w="4968"/>
+            <w:shd w:fill="E59B24"/>
+            <w:tcMar>
+              <w:top w:w="130" w:type="dxa"/>
+              <w:start w:w="140" w:type="dxa"/>
+              <w:bottom w:w="130" w:type="dxa"/>
+              <w:end w:w="140" w:type="dxa"/>
+            </w:tcMar>
+            <w:vAlign w:val="center"/>
+          </w:tcPr>
+          <w:p>
+            <w:pPr>
+              <w:pStyle w:val="KUTUMBACalloutLabel"/>
+              <w:jc w:val="center"/>
+            </w:pPr>
+            <w:r>
+              <w:t>KEY IDEA</w:t>
+            </w:r>
+          </w:p>
+        </w:tc>
+        <w:tc>
+          <w:tcPr>
+            <w:tcW w:type="dxa" w:w="4968"/>
+            <w:shd w:fill="FFF8E8"/>
+            <w:tcMar>
+              <w:top w:w="130" w:type="dxa"/>
+              <w:start w:w="140" w:type="dxa"/>
+              <w:bottom w:w="130" w:type="dxa"/>
+              <w:end w:w="140" w:type="dxa"/>
+            </w:tcMar>
+            <w:vAlign w:val="center"/>
+          </w:tcPr>
+          <w:p>
+            <w:pPr>
+              <w:pStyle w:val="KUTUMBACalloutBody"/>
+            </w:pPr>
+            <w:r>
+              <w:t>specific action + frequency + trigger + minimum version</w:t>
+            </w:r>
+          </w:p>
+        </w:tc>
+      </w:tr>
+    </w:tbl>
     <w:p>
       <w:pPr>
-        <w:pStyle w:val="KUTUMBARights"/>
+        <w:spacing w:after="20"/>
       </w:pPr>
-      <w:r>
-        <w:t>Canonical source: 11-weekly-program-library/first-six-months/c1-w1-what-is-kutumba-and-why-are-we-here/activities/v12_2-parent/P03-TWO-FAMILY-CASE.md  •  SHA-256: 51a4bc3c4bded81f6dca05edb6ad602dd448712ef3c2695112609f367c6bc020</w:t>
-      </w:r>
     </w:p>
+    <w:tbl>
+      <w:tblPr>
+        <w:tblW w:type="auto" w:w="0"/>
+        <w:tblLook w:firstColumn="1" w:firstRow="1" w:lastColumn="0" w:lastRow="0" w:noHBand="0" w:noVBand="1" w:val="04A0"/>
+        <w:tblBorders>
+          <w:top w:val="single" w:sz="7" w:color="4F7C78"/>
+          <w:left w:val="single" w:sz="7" w:color="4F7C78"/>
+          <w:bottom w:val="single" w:sz="7" w:color="4F7C78"/>
+          <w:right w:val="single" w:sz="7" w:color="4F7C78"/>
+          <w:insideH w:val="single" w:sz="7" w:color="4F7C78"/>
+          <w:insideV w:val="single" w:sz="7" w:color="4F7C78"/>
+        </w:tblBorders>
+      </w:tblPr>
+      <w:tblGrid>
+        <w:gridCol w:w="9936"/>
+      </w:tblGrid>
+      <w:tr>
+        <w:tc>
+          <w:tcPr>
+            <w:tcW w:type="dxa" w:w="9936"/>
+          </w:tcPr>
+          <w:p>
+            <w:r>
+              <w:rPr>
+                <w:b/>
+              </w:rPr>
+              <w:t>Specific action:</w:t>
+            </w:r>
+          </w:p>
+          <w:p>
+            <w:r>
+              <w:t>________________________________________________________________</w:t>
+            </w:r>
+          </w:p>
+          <w:p>
+            <w:r>
+              <w:t>________________________________________________________________</w:t>
+            </w:r>
+          </w:p>
+        </w:tc>
+      </w:tr>
+      <w:tr>
+        <w:tc>
+          <w:tcPr>
+            <w:tcW w:type="dxa" w:w="9936"/>
+          </w:tcPr>
+          <w:p>
+            <w:r>
+              <w:rPr>
+                <w:b/>
+              </w:rPr>
+              <w:t>Frequency:</w:t>
+            </w:r>
+          </w:p>
+          <w:p>
+            <w:r>
+              <w:t>________________________________________________________________</w:t>
+            </w:r>
+          </w:p>
+          <w:p>
+            <w:r>
+              <w:t>________________________________________________________________</w:t>
+            </w:r>
+          </w:p>
+        </w:tc>
+      </w:tr>
+      <w:tr>
+        <w:tc>
+          <w:tcPr>
+            <w:tcW w:type="dxa" w:w="9936"/>
+          </w:tcPr>
+          <w:p>
+            <w:r>
+              <w:rPr>
+                <w:b/>
+              </w:rPr>
+              <w:t>Trigger (when and where):</w:t>
+            </w:r>
+          </w:p>
+          <w:p>
+            <w:r>
+              <w:t>________________________________________________________________</w:t>
+            </w:r>
+          </w:p>
+          <w:p>
+            <w:r>
+              <w:t>________________________________________________________________</w:t>
+            </w:r>
+          </w:p>
+        </w:tc>
+      </w:tr>
+      <w:tr>
+        <w:tc>
+          <w:tcPr>
+            <w:tcW w:type="dxa" w:w="9936"/>
+          </w:tcPr>
+          <w:p>
+            <w:r>
+              <w:rPr>
+                <w:b/>
+              </w:rPr>
+              <w:t>Minimum version for a hard day:</w:t>
+            </w:r>
+          </w:p>
+          <w:p>
+            <w:r>
+              <w:t>________________________________________________________________</w:t>
+            </w:r>
+          </w:p>
+          <w:p>
+            <w:r>
+              <w:t>________________________________________________________________</w:t>
+            </w:r>
+          </w:p>
+        </w:tc>
+      </w:tr>
+      <w:tr>
+        <w:tc>
+          <w:tcPr>
+            <w:tcW w:type="dxa" w:w="9936"/>
+          </w:tcPr>
+          <w:p>
+            <w:r>
+              <w:rPr>
+                <w:b/>
+              </w:rPr>
+              <w:t>Where we will place the reminder:</w:t>
+            </w:r>
+          </w:p>
+          <w:p>
+            <w:r>
+              <w:t>________________________________________________________________</w:t>
+            </w:r>
+          </w:p>
+          <w:p>
+            <w:r>
+              <w:t>________________________________________________________________</w:t>
+            </w:r>
+          </w:p>
+        </w:tc>
+      </w:tr>
+    </w:tbl>
+    <w:tbl>
+      <w:tblPr>
+        <w:tblW w:type="auto" w:w="0"/>
+        <w:tblLook w:firstColumn="1" w:firstRow="1" w:lastColumn="0" w:lastRow="0" w:noHBand="0" w:noVBand="1" w:val="04A0"/>
+      </w:tblPr>
+      <w:tblGrid>
+        <w:gridCol w:w="2484"/>
+        <w:gridCol w:w="2484"/>
+        <w:gridCol w:w="2484"/>
+        <w:gridCol w:w="2484"/>
+      </w:tblGrid>
+      <w:tr>
+        <w:tc>
+          <w:tcPr>
+            <w:tcW w:type="dxa" w:w="2484"/>
+          </w:tcPr>
+          <w:p>
+            <w:pPr>
+              <w:jc w:val="center"/>
+            </w:pPr>
+            <w:r>
+              <w:drawing>
+                <wp:inline xmlns:a="http://schemas.openxmlformats.org/drawingml/2006/main" xmlns:pic="http://schemas.openxmlformats.org/drawingml/2006/picture">
+                  <wp:extent cx="685800" cy="685800"/>
+                  <wp:docPr id="1" name="Picture 1"/>
+                  <wp:cNvGraphicFramePr>
+                    <a:graphicFrameLocks noChangeAspect="1"/>
+                  </wp:cNvGraphicFramePr>
+                  <a:graphic>
+                    <a:graphicData uri="http://schemas.openxmlformats.org/drawingml/2006/picture">
+                      <pic:pic>
+                        <pic:nvPicPr>
+                          <pic:cNvPr id="0" name="icon-hear.png"/>
+                          <pic:cNvPicPr/>
+                        </pic:nvPicPr>
+                        <pic:blipFill>
+                          <a:blip r:embed="rId11"/>
+                          <a:stretch>
+                            <a:fillRect/>
+                          </a:stretch>
+                        </pic:blipFill>
+                        <pic:spPr>
+                          <a:xfrm>
+                            <a:off x="0" y="0"/>
+                            <a:ext cx="685800" cy="685800"/>
+                          </a:xfrm>
+                          <a:prstGeom prst="rect"/>
+                        </pic:spPr>
+                      </pic:pic>
+                    </a:graphicData>
+                  </a:graphic>
+                </wp:inline>
+              </w:drawing>
+            </w:r>
+          </w:p>
+        </w:tc>
+        <w:tc>
+          <w:tcPr>
+            <w:tcW w:type="dxa" w:w="2484"/>
+          </w:tcPr>
+          <w:p>
+            <w:pPr>
+              <w:jc w:val="center"/>
+            </w:pPr>
+            <w:r>
+              <w:drawing>
+                <wp:inline xmlns:a="http://schemas.openxmlformats.org/drawingml/2006/main" xmlns:pic="http://schemas.openxmlformats.org/drawingml/2006/picture">
+                  <wp:extent cx="685800" cy="685800"/>
+                  <wp:docPr id="2" name="Picture 2"/>
+                  <wp:cNvGraphicFramePr>
+                    <a:graphicFrameLocks noChangeAspect="1"/>
+                  </wp:cNvGraphicFramePr>
+                  <a:graphic>
+                    <a:graphicData uri="http://schemas.openxmlformats.org/drawingml/2006/picture">
+                      <pic:pic>
+                        <pic:nvPicPr>
+                          <pic:cNvPr id="0" name="icon-chant.png"/>
+                          <pic:cNvPicPr/>
+                        </pic:nvPicPr>
+                        <pic:blipFill>
+                          <a:blip r:embed="rId12"/>
+                          <a:stretch>
+                            <a:fillRect/>
+                          </a:stretch>
+                        </pic:blipFill>
+                        <pic:spPr>
+                          <a:xfrm>
+                            <a:off x="0" y="0"/>
+                            <a:ext cx="685800" cy="685800"/>
+                          </a:xfrm>
+                          <a:prstGeom prst="rect"/>
+                        </pic:spPr>
+                      </pic:pic>
+                    </a:graphicData>
+                  </a:graphic>
+                </wp:inline>
+              </w:drawing>
+            </w:r>
+          </w:p>
+        </w:tc>
+        <w:tc>
+          <w:tcPr>
+            <w:tcW w:type="dxa" w:w="2484"/>
+          </w:tcPr>
+          <w:p>
+            <w:pPr>
+              <w:jc w:val="center"/>
+            </w:pPr>
+            <w:r>
+              <w:drawing>
+                <wp:inline xmlns:a="http://schemas.openxmlformats.org/drawingml/2006/main" xmlns:pic="http://schemas.openxmlformats.org/drawingml/2006/picture">
+                  <wp:extent cx="685800" cy="685800"/>
+                  <wp:docPr id="3" name="Picture 3"/>
+                  <wp:cNvGraphicFramePr>
+                    <a:graphicFrameLocks noChangeAspect="1"/>
+                  </wp:cNvGraphicFramePr>
+                  <a:graphic>
+                    <a:graphicData uri="http://schemas.openxmlformats.org/drawingml/2006/picture">
+                      <pic:pic>
+                        <pic:nvPicPr>
+                          <pic:cNvPr id="0" name="icon-serve.png"/>
+                          <pic:cNvPicPr/>
+                        </pic:nvPicPr>
+                        <pic:blipFill>
+                          <a:blip r:embed="rId13"/>
+                          <a:stretch>
+                            <a:fillRect/>
+                          </a:stretch>
+                        </pic:blipFill>
+                        <pic:spPr>
+                          <a:xfrm>
+                            <a:off x="0" y="0"/>
+                            <a:ext cx="685800" cy="685800"/>
+                          </a:xfrm>
+                          <a:prstGeom prst="rect"/>
+                        </pic:spPr>
+                      </pic:pic>
+                    </a:graphicData>
+                  </a:graphic>
+                </wp:inline>
+              </w:drawing>
+            </w:r>
+          </w:p>
+        </w:tc>
+        <w:tc>
+          <w:tcPr>
+            <w:tcW w:type="dxa" w:w="2484"/>
+          </w:tcPr>
+          <w:p>
+            <w:pPr>
+              <w:jc w:val="center"/>
+            </w:pPr>
+            <w:r>
+              <w:drawing>
+                <wp:inline xmlns:a="http://schemas.openxmlformats.org/drawingml/2006/main" xmlns:pic="http://schemas.openxmlformats.org/drawingml/2006/picture">
+                  <wp:extent cx="685800" cy="685800"/>
+                  <wp:docPr id="4" name="Picture 4"/>
+                  <wp:cNvGraphicFramePr>
+                    <a:graphicFrameLocks noChangeAspect="1"/>
+                  </wp:cNvGraphicFramePr>
+                  <a:graphic>
+                    <a:graphicData uri="http://schemas.openxmlformats.org/drawingml/2006/picture">
+                      <pic:pic>
+                        <pic:nvPicPr>
+                          <pic:cNvPr id="0" name="icon-respect.png"/>
+                          <pic:cNvPicPr/>
+                        </pic:nvPicPr>
+                        <pic:blipFill>
+                          <a:blip r:embed="rId14"/>
+                          <a:stretch>
+                            <a:fillRect/>
+                          </a:stretch>
+                        </pic:blipFill>
+                        <pic:spPr>
+                          <a:xfrm>
+                            <a:off x="0" y="0"/>
+                            <a:ext cx="685800" cy="685800"/>
+                          </a:xfrm>
+                          <a:prstGeom prst="rect"/>
+                        </pic:spPr>
+                      </pic:pic>
+                    </a:graphicData>
+                  </a:graphic>
+                </wp:inline>
+              </w:drawing>
+            </w:r>
+          </w:p>
+        </w:tc>
+      </w:tr>
+    </w:tbl>
     <w:p>
       <w:r>
-        <w:rPr>
-          <w:b/>
-        </w:rPr>
-        <w:t>Print:</w:t>
-      </w:r>
-      <w:r>
-        <w:t xml:space="preserve"> US Letter · one per adult or per household </w:t>
-      </w:r>
-      <w:r>
-        <w:rPr>
-          <w:b/>
-        </w:rPr>
-        <w:t>Use:</w:t>
-      </w:r>
-      <w:r>
-        <w:t xml:space="preserve"> Parent track 18–28 min · discuss without naming real families</w:t>
-      </w:r>
-    </w:p>
-    <w:p>
-      <w:pPr>
-        <w:pStyle w:val="KUTUMBAMeta"/>
-        <w:jc w:val="center"/>
-      </w:pPr>
-      <w:r>
-        <w:t>◆  ◆  ◆</w:t>
-      </w:r>
-    </w:p>
-    <w:p>
-      <w:pPr>
-        <w:pStyle w:val="Heading2"/>
-      </w:pPr>
-      <w:r>
-        <w:t>Family A</w:t>
-      </w:r>
-    </w:p>
-    <w:p>
-      <w:r>
-        <w:t>Attends every Saturday 2:00–4:00, enjoys the group, but does nothing together at home between Saturdays.</w:t>
-      </w:r>
-    </w:p>
-    <w:p>
-      <w:pPr>
-        <w:pStyle w:val="Heading2"/>
-      </w:pPr>
-      <w:r>
-        <w:t>Family B</w:t>
-      </w:r>
-    </w:p>
-    <w:p>
-      <w:r>
-        <w:t>Reads and chants at home but gradually stops joining temple / devotee association because “home practice is enough.”</w:t>
-      </w:r>
-    </w:p>
-    <w:p>
-      <w:pPr>
-        <w:pStyle w:val="KUTUMBAMeta"/>
-        <w:jc w:val="center"/>
-      </w:pPr>
-      <w:r>
-        <w:t>◆  ◆  ◆</w:t>
-      </w:r>
-    </w:p>
-    <w:p>
-      <w:pPr>
-        <w:pStyle w:val="Heading2"/>
-      </w:pPr>
-      <w:r>
-        <w:t>Questions</w:t>
-      </w:r>
-    </w:p>
-    <w:p>
-      <w:r>
-        <w:rPr>
-          <w:b/>
-        </w:rPr>
-        <w:t>1. What is healthy in each family?</w:t>
-      </w:r>
-    </w:p>
-    <w:p>
-      <w:r>
-        <w:t>Family A: ______________________________________________________</w:t>
-      </w:r>
-    </w:p>
-    <w:p>
-      <w:r>
-        <w:t>Family B: ______________________________________________________</w:t>
-      </w:r>
-    </w:p>
-    <w:p>
-      <w:r>
-        <w:rPr>
-          <w:b/>
-        </w:rPr>
-        <w:t>2. What is missing?</w:t>
-      </w:r>
-    </w:p>
-    <w:p>
-      <w:r>
-        <w:t>Family A: ______________________________________________________</w:t>
-      </w:r>
-    </w:p>
-    <w:p>
-      <w:r>
-        <w:t>Family B: ______________________________________________________</w:t>
-      </w:r>
-    </w:p>
-    <w:p>
-      <w:r>
-        <w:rPr>
-          <w:b/>
-        </w:rPr>
-        <w:t>3. What is one nonjudgmental repair for each?</w:t>
-      </w:r>
-    </w:p>
-    <w:p>
-      <w:r>
-        <w:t>Family A: ______________________________________________________</w:t>
-      </w:r>
-    </w:p>
-    <w:p>
-      <w:r>
-        <w:t>Family B: ______________________________________________________</w:t>
-      </w:r>
-    </w:p>
-    <w:p>
-      <w:r>
-        <w:rPr>
-          <w:b/>
-        </w:rPr>
-        <w:t>4. How can KUTUMBA support rather than replace temple life?</w:t>
-      </w:r>
-    </w:p>
-    <w:p>
-      <w:pPr>
-        <w:pStyle w:val="KUTUMBAMeta"/>
-        <w:jc w:val="center"/>
-      </w:pPr>
-      <w:r>
-        <w:t>◆  ◆  ◆</w:t>
-      </w:r>
-    </w:p>
-    <w:p>
-      <w:pPr>
-        <w:pStyle w:val="KUTUMBAMeta"/>
-        <w:jc w:val="center"/>
-      </w:pPr>
-      <w:r>
-        <w:t>◆  ◆  ◆</w:t>
-      </w:r>
-    </w:p>
-    <w:p>
-      <w:pPr>
-        <w:pStyle w:val="KUTUMBAMeta"/>
-        <w:jc w:val="center"/>
-      </w:pPr>
-      <w:r>
-        <w:t>◆  ◆  ◆</w:t>
-      </w:r>
-    </w:p>
-    <w:p>
-      <w:pPr>
-        <w:pStyle w:val="Heading2"/>
-      </w:pPr>
-      <w:r>
-        <w:t>Facilitator balance notes (presenter only · do not shame)</w:t>
-      </w:r>
-    </w:p>
-    <w:p>
-      <w:pPr>
-        <w:pStyle w:val="ListBullet"/>
-      </w:pPr>
-      <w:r>
-        <w:rPr>
-          <w:b/>
-        </w:rPr>
-        <w:t>A</w:t>
-      </w:r>
-      <w:r>
-        <w:t xml:space="preserve"> has association and weekly rhythm but lacks home watering of the garden.</w:t>
-      </w:r>
-    </w:p>
-    <w:p>
-      <w:pPr>
-        <w:pStyle w:val="ListBullet"/>
-      </w:pPr>
-      <w:r>
-        <w:rPr>
-          <w:b/>
-        </w:rPr>
-        <w:t>B</w:t>
-      </w:r>
-      <w:r>
-        <w:t xml:space="preserve"> has private practice but risks isolation from devotee association and service.</w:t>
-      </w:r>
-    </w:p>
-    <w:p>
-      <w:pPr>
-        <w:pStyle w:val="ListBullet"/>
-      </w:pPr>
-      <w:r>
-        <w:t xml:space="preserve">Repair is </w:t>
-      </w:r>
-      <w:r>
-        <w:rPr>
-          <w:b/>
-        </w:rPr>
-        <w:t>rebalancing</w:t>
-      </w:r>
-      <w:r>
-        <w:t xml:space="preserve"> — protect Saturday </w:t>
-      </w:r>
-      <w:r>
-        <w:rPr>
-          <w:i/>
-        </w:rPr>
-        <w:t>and</w:t>
-      </w:r>
-      <w:r>
-        <w:t xml:space="preserve"> a tiny home practice; keep temple/association as friendship and service, not optional “extra.”</w:t>
-      </w:r>
-    </w:p>
-    <w:p>
-      <w:pPr>
-        <w:pStyle w:val="ListBullet"/>
-      </w:pPr>
-      <w:r>
-        <w:t>Bridge to ŚB 1.2.18: regular hearing and service of the Bhāgavata (book and association) supports steady devotion.</w:t>
-      </w:r>
-    </w:p>
-    <w:p>
-      <w:r>
-        <w:t>https://vedabase.io/en/library/sb/1/2/18/</w:t>
-      </w:r>
-    </w:p>
-    <w:p>
-      <w:r>
-        <w:rPr>
-          <w:b/>
-        </w:rPr>
-        <w:t>KUTUMBA · Families Growing in Kṛṣṇa Consciousness · C1-W1 · P03 · p. 1</w:t>
-      </w:r>
-    </w:p>
-    <w:p>
-      <w:r>
-        <w:br w:type="page"/>
-      </w:r>
-    </w:p>
-    <w:p>
-      <w:pPr>
-        <w:pStyle w:val="Heading1"/>
-      </w:pPr>
-      <w:r>
-        <w:t>C1-W1 · P04 · Family Operating Agreement</w:t>
-      </w:r>
-    </w:p>
-    <w:p>
-      <w:pPr>
-        <w:pStyle w:val="KUTUMBARights"/>
-      </w:pPr>
-      <w:r>
-        <w:t>Canonical source: 11-weekly-program-library/first-six-months/c1-w1-what-is-kutumba-and-why-are-we-here/activities/v12_2-parent/P04-FAMILY-OPERATING-AGREEMENT.md  •  SHA-256: 64c91a0c76c4a40700541c95dd09ad3441aad83096ed24d3a41a698f83021c52</w:t>
-      </w:r>
-    </w:p>
-    <w:p>
-      <w:r>
-        <w:rPr>
-          <w:b/>
-        </w:rPr>
-        <w:t>Print:</w:t>
-      </w:r>
-      <w:r>
-        <w:t xml:space="preserve"> US Letter · one per household </w:t>
-      </w:r>
-      <w:r>
-        <w:rPr>
-          <w:b/>
-        </w:rPr>
-        <w:t>Use:</w:t>
-      </w:r>
-      <w:r>
-        <w:t xml:space="preserve"> Parent track 28–35 min · private · no public reading required · no ranking</w:t>
-      </w:r>
-    </w:p>
-    <w:p>
-      <w:pPr>
-        <w:pStyle w:val="KUTUMBAMeta"/>
-        <w:jc w:val="center"/>
-      </w:pPr>
-      <w:r>
-        <w:t>◆  ◆  ◆</w:t>
-      </w:r>
-    </w:p>
-    <w:p>
-      <w:r>
-        <w:t>``</w:t>
-      </w:r>
-      <w:r>
-        <w:rPr>
-          <w:rFonts w:ascii="Consolas" w:hAnsi="Consolas"/>
-          <w:color w:val="7A263A"/>
-          <w:sz w:val="18"/>
-        </w:rPr>
-        <w:t xml:space="preserve"> ┌───────────────────────────────────────────────────────────────┐ │                                                               │ │              FAMILY OPERATING AGREEMENT                       │ │              KUTUMBA · C1-W1                                  │ │                                                               │ │  Household (optional first names only): ________________      │ │                                                               │ │  1. One support we need                                       │ │  ___________________________________________________________  │ │                                                               │ │  2. One contribution we can reliably make                     │ │  ___________________________________________________________  │ │                                                               │ │  3. One Saturday-protection habit                             │ │     (how we keep 2:00–4:00 protected)                         │ │  ___________________________________________________________  │ │                                                               │ │  4. One host-home behavior we commit to                       │ │  ___________________________________________________________  │ │                                                               │ │  Reminders we accept together:                                │ │  ☐ Parents remain onsite                                      │ │  ☐ Communicate absences                                       │ │  ☐ Attempt small home practice                                │ │  ☐ Respect host home and belongings                           │ │  ☐ Kind correction — no gossip or comparison                  │ │                                                               │ │  Participation is voluntary. Completed forms stay private.    │ │                                                               │ └───────────────────────────────────────────────────────────────┘ </w:t>
-      </w:r>
-      <w:r>
-        <w:t>``</w:t>
-      </w:r>
-    </w:p>
-    <w:p>
-      <w:r>
-        <w:rPr>
-          <w:b/>
-        </w:rPr>
-        <w:t>KUTUMBA · Families Growing in Kṛṣṇa Consciousness · C1-W1 · P04 · p. 1</w:t>
-      </w:r>
-    </w:p>
-    <w:p>
-      <w:r>
-        <w:br w:type="page"/>
-      </w:r>
-    </w:p>
-    <w:p>
-      <w:pPr>
-        <w:pStyle w:val="Heading1"/>
-      </w:pPr>
-      <w:r>
-        <w:t>C1-W1 · P05 · Family Saṅkalpa Builder</w:t>
-      </w:r>
-    </w:p>
-    <w:p>
-      <w:pPr>
-        <w:pStyle w:val="KUTUMBARights"/>
-      </w:pPr>
-      <w:r>
-        <w:t>Canonical source: 11-weekly-program-library/first-six-months/c1-w1-what-is-kutumba-and-why-are-we-here/activities/v12_2-parent/P05-FAMILY-SANKALPA-BUILDER.md  •  SHA-256: e83efa2c3c0526cfa7a7ac8dd2019898a5292dd79256fd2f4b13e2780dbf349b</w:t>
-      </w:r>
-    </w:p>
-    <w:p>
-      <w:r>
-        <w:rPr>
-          <w:b/>
-        </w:rPr>
-        <w:t>Print:</w:t>
-      </w:r>
-      <w:r>
-        <w:t xml:space="preserve"> US Letter · one per household </w:t>
-      </w:r>
-      <w:r>
-        <w:rPr>
-          <w:b/>
-        </w:rPr>
-        <w:t>Use:</w:t>
-      </w:r>
-      <w:r>
-        <w:t xml:space="preserve"> Parent track 35–40 min · private · no photo proof · no leaderboard </w:t>
-      </w:r>
-      <w:r>
-        <w:rPr>
-          <w:b/>
-        </w:rPr>
-        <w:t>Formula:</w:t>
-      </w:r>
-      <w:r>
-        <w:t xml:space="preserve"> specific action + frequency + trigger + minimum version + reminder place</w:t>
-      </w:r>
-    </w:p>
-    <w:p>
-      <w:pPr>
-        <w:pStyle w:val="KUTUMBAMeta"/>
-        <w:jc w:val="center"/>
-      </w:pPr>
-      <w:r>
-        <w:t>◆  ◆  ◆</w:t>
-      </w:r>
-    </w:p>
-    <w:p>
-      <w:r>
-        <w:t>``</w:t>
-      </w:r>
-      <w:r>
-        <w:rPr>
-          <w:rFonts w:ascii="Consolas" w:hAnsi="Consolas"/>
-          <w:color w:val="7A263A"/>
-          <w:sz w:val="18"/>
-        </w:rPr>
-        <w:t xml:space="preserve"> ┌───────────────────────────────────────────────────────────────┐ │                                                               │ │                 FAMILY SAṄKALPA BUILDER                       │ │                 KUTUMBA · C1-W1                               │ │                                                               │ │  1. Specific action                                           │ │     What will we do together?                                 │ │  ___________________________________________________________  │ │                                                               │ │  2. Frequency                                                 │ │     How often this week? (standard: twice · minimum: once)    │ │  ___________________________________________________________  │ │                                                               │ │  3. Trigger                                                   │ │     After what everyday cue?                                  │ │  ___________________________________________________________  │ │                                                               │ │  4. Minimum version                                           │ │     On a hard day, what still counts as success?              │ │  ___________________________________________________________  │ │                                                               │ │  5. Where we will place the reminder                          │ │     (fridge, dinner place, family reading place, phone note)  │ │  ___________________________________________________________  │ │                                                               │ │  Full sentence (optional write-out):                          │ │  After _______________, we will _______________               │ │  _______________ times this week. On a hard day,              │ │  minimum version is _______________. Reminder lives           │ │  at _______________.                                          │ │                                                               │ └───────────────────────────────────────────────────────────────┘ </w:t>
-      </w:r>
-      <w:r>
-        <w:t>``</w:t>
-      </w:r>
-    </w:p>
-    <w:p>
-      <w:pPr>
-        <w:pStyle w:val="Heading3"/>
-      </w:pPr>
-      <w:r>
-        <w:t>Example (may read aloud · families write their own)</w:t>
-      </w:r>
-    </w:p>
-    <w:p>
-      <w:pPr>
-        <w:pStyle w:val="Quote"/>
-      </w:pPr>
-      <w:r>
-        <w:t>After dinner on Tuesday and Thursday, we will sit for five minutes, offer one prayer, chant three mahā-mantras, and each say one appreciation. On a hard day, minimum version is one prayer and one mahā-mantra. Reminder: card by the dinner dishes.</w:t>
-      </w:r>
-    </w:p>
-    <w:p>
-      <w:pPr>
-        <w:pStyle w:val="Heading3"/>
-      </w:pPr>
-      <w:r>
-        <w:t>Week 1 home-practice standard (program)</w:t>
-      </w:r>
-    </w:p>
-    <w:p>
-      <w:pPr>
-        <w:pStyle w:val="ListBullet"/>
-      </w:pPr>
-      <w:r>
-        <w:t>one prayer</w:t>
-      </w:r>
-    </w:p>
-    <w:p>
-      <w:pPr>
-        <w:pStyle w:val="ListBullet"/>
-      </w:pPr>
-      <w:r>
-        <w:t>three mahā-mantras</w:t>
-      </w:r>
-    </w:p>
-    <w:p>
-      <w:pPr>
-        <w:pStyle w:val="ListBullet"/>
-      </w:pPr>
-      <w:r>
-        <w:t>one appreciation</w:t>
-      </w:r>
-    </w:p>
-    <w:p>
-      <w:pPr>
-        <w:pStyle w:val="ListBullet"/>
-      </w:pPr>
-      <w:r>
-        <w:t>about five minutes</w:t>
-      </w:r>
-    </w:p>
-    <w:p>
-      <w:pPr>
-        <w:pStyle w:val="ListBullet"/>
-      </w:pPr>
-      <w:r>
-        <w:t>at least once before next Saturday (standard: twice)</w:t>
-      </w:r>
-    </w:p>
-    <w:p>
-      <w:r>
-        <w:t>Keep private. Minimum version counts as success.</w:t>
-      </w:r>
-    </w:p>
-    <w:p>
-      <w:r>
-        <w:rPr>
-          <w:b/>
-        </w:rPr>
-        <w:t>KUTUMBA · Families Growing in Kṛṣṇa Consciousness · C1-W1 · P05 · p. 1</w:t>
+        <w:t>No photo proof. No ranking. The minimum version counts as success.</w:t>
       </w:r>
     </w:p>
     <w:tbl>
@@ -3177,7 +3966,7 @@
         <w:color w:val="4F7C78"/>
         <w:sz w:val="17"/>
       </w:rPr>
-      <w:t>C1-W1 • V12.2  |  Parent facilitator</w:t>
+      <w:t>C1-W1 • V12.2.1  |  Parent facilitator</w:t>
     </w:r>
   </w:p>
 </w:hdr>
